--- a/courts/military/air-force-court-of-criminal-appeals/answering-brief/usage/OUTPUT-answering-brief.docx
+++ b/courts/military/air-force-court-of-criminal-appeals/answering-brief/usage/OUTPUT-answering-brief.docx
@@ -4,38 +4,62 @@
   <w:body>
     <w:p>
       <w:pPr>
-        <w:pStyle w:val="CourtLine"/>
+        <w:keepNext/>
+        <w:keepLines/>
+        <w:spacing w:before="0" w:after="384" w:line="294" w:lineRule="exact"/>
+        <w:ind w:left="0" w:firstLine="0"/>
+        <w:jc w:val="center"/>
       </w:pPr>
       <w:r>
+        <w:rPr>
+          <w:b/>
+          <w:bCs/>
+        </w:rPr>
         <w:t xml:space="preserve">IN THE UNITED STATES AIR FORCE COURT OF CRIMINAL APPEALS</w:t>
       </w:r>
     </w:p>
     <w:tbl>
       <w:tblPr>
-        <w:tblStyle w:val="Table"/>
-        <w:tblW w:type="pct" w:w="5000"/>
+        <w:tblW w:w="8856" w:type="dxa"/>
+        <w:tblInd w:w="0" w:type="dxa"/>
         <w:tblLayout w:type="fixed"/>
-        <w:tblLook w:firstRow="0" w:lastRow="0" w:firstColumn="0" w:lastColumn="0" w:noHBand="0" w:noVBand="0" w:val="0000"/>
+        <w:tblCellMar>
+          <w:top w:w="0" w:type="dxa"/>
+          <w:left w:w="0" w:type="dxa"/>
+          <w:bottom w:w="0" w:type="dxa"/>
+          <w:right w:w="0" w:type="dxa"/>
+        </w:tblCellMar>
+        <w:tblLook w:val="0000"/>
       </w:tblPr>
       <w:tblGrid>
-        <w:gridCol w:w="4276"/>
-        <w:gridCol w:w="475"/>
-        <w:gridCol w:w="3168"/>
+        <w:gridCol w:w="4896"/>
+        <w:gridCol w:w="504"/>
+        <w:gridCol w:w="3456"/>
       </w:tblGrid>
       <w:tr>
         <w:tc>
-          <w:tcPr/>
+          <w:tcPr>
+            <w:tcW w:w="4896" w:type="dxa"/>
+          </w:tcPr>
           <w:p>
             <w:pPr>
-              <w:pStyle w:val="CaptionLine"/>
+              <w:spacing w:before="0" w:after="0" w:line="294" w:lineRule="exact"/>
+              <w:ind w:left="0" w:firstLine="0"/>
             </w:pPr>
             <w:r>
-              <w:t xml:space="preserve">UNITED STATES</w:t>
+              <w:t xml:space="preserve">UNITED</w:t>
+            </w:r>
+            <w:r>
+              <w:t xml:space="preserve"> </w:t>
+            </w:r>
+            <w:r>
+              <w:t xml:space="preserve">STATES</w:t>
             </w:r>
           </w:p>
           <w:p>
             <w:pPr>
-              <w:pStyle w:val="CaptionDesignation"/>
+              <w:spacing w:before="72" w:after="0" w:line="294" w:lineRule="exact"/>
+              <w:ind w:left="2304" w:firstLine="0"/>
             </w:pPr>
             <w:r>
               <w:t xml:space="preserve">Appellee</w:t>
@@ -43,7 +67,8 @@
           </w:p>
           <w:p>
             <w:pPr>
-              <w:pStyle w:val="CaptionVersus"/>
+              <w:spacing w:before="72" w:after="0" w:line="294" w:lineRule="exact"/>
+              <w:ind w:left="1296" w:firstLine="0"/>
             </w:pPr>
             <w:r>
               <w:t xml:space="preserve">v.</w:t>
@@ -51,31 +76,77 @@
           </w:p>
           <w:p>
             <w:pPr>
-              <w:pStyle w:val="CaptionLine"/>
+              <w:spacing w:before="72" w:after="0" w:line="294" w:lineRule="exact"/>
+              <w:ind w:left="0" w:firstLine="0"/>
             </w:pPr>
             <w:r>
-              <w:t xml:space="preserve">Air Force Cadet</w:t>
+              <w:t xml:space="preserve">Air</w:t>
+            </w:r>
+            <w:r>
+              <w:t xml:space="preserve"> </w:t>
+            </w:r>
+            <w:r>
+              <w:t xml:space="preserve">Force</w:t>
+            </w:r>
+            <w:r>
+              <w:t xml:space="preserve"> </w:t>
+            </w:r>
+            <w:r>
+              <w:t xml:space="preserve">Cadet</w:t>
             </w:r>
           </w:p>
           <w:p>
             <w:pPr>
-              <w:pStyle w:val="CaptionLine"/>
+              <w:spacing w:before="72" w:after="0" w:line="294" w:lineRule="exact"/>
+              <w:ind w:left="0" w:firstLine="0"/>
             </w:pPr>
             <w:r>
-              <w:t xml:space="preserve">DEKOTA M. DOUGLAS</w:t>
+              <w:t xml:space="preserve">DEKOTA</w:t>
+            </w:r>
+            <w:r>
+              <w:t xml:space="preserve"> </w:t>
+            </w:r>
+            <w:r>
+              <w:t xml:space="preserve">M.</w:t>
+            </w:r>
+            <w:r>
+              <w:t xml:space="preserve"> </w:t>
+            </w:r>
+            <w:r>
+              <w:t xml:space="preserve">DOUGLAS</w:t>
             </w:r>
           </w:p>
           <w:p>
             <w:pPr>
-              <w:pStyle w:val="CaptionLine"/>
+              <w:spacing w:before="72" w:after="0" w:line="294" w:lineRule="exact"/>
+              <w:ind w:left="0" w:firstLine="0"/>
             </w:pPr>
             <w:r>
-              <w:t xml:space="preserve">United States Air Force</w:t>
+              <w:t xml:space="preserve">United</w:t>
+            </w:r>
+            <w:r>
+              <w:t xml:space="preserve"> </w:t>
+            </w:r>
+            <w:r>
+              <w:t xml:space="preserve">States</w:t>
+            </w:r>
+            <w:r>
+              <w:t xml:space="preserve"> </w:t>
+            </w:r>
+            <w:r>
+              <w:t xml:space="preserve">Air</w:t>
+            </w:r>
+            <w:r>
+              <w:t xml:space="preserve"> </w:t>
+            </w:r>
+            <w:r>
+              <w:t xml:space="preserve">Force</w:t>
             </w:r>
           </w:p>
           <w:p>
             <w:pPr>
-              <w:pStyle w:val="CaptionDesignation"/>
+              <w:spacing w:before="72" w:after="0" w:line="294" w:lineRule="exact"/>
+              <w:ind w:left="2304" w:firstLine="0"/>
             </w:pPr>
             <w:r>
               <w:t xml:space="preserve">Appellant</w:t>
@@ -83,10 +154,14 @@
           </w:p>
         </w:tc>
         <w:tc>
-          <w:tcPr/>
+          <w:tcPr>
+            <w:tcW w:w="504" w:type="dxa"/>
+          </w:tcPr>
           <w:p>
             <w:pPr>
-              <w:pStyle w:val="CaptionLine"/>
+              <w:spacing w:before="0" w:after="0" w:line="294" w:lineRule="exact"/>
+              <w:ind w:left="0" w:firstLine="0"/>
+              <w:jc w:val="center"/>
             </w:pPr>
             <w:r>
               <w:t xml:space="preserve">)</w:t>
@@ -94,7 +169,9 @@
           </w:p>
           <w:p>
             <w:pPr>
-              <w:pStyle w:val="CaptionLine"/>
+              <w:spacing w:before="72" w:after="0" w:line="294" w:lineRule="exact"/>
+              <w:ind w:left="0" w:firstLine="0"/>
+              <w:jc w:val="center"/>
             </w:pPr>
             <w:r>
               <w:t xml:space="preserve">)</w:t>
@@ -102,7 +179,9 @@
           </w:p>
           <w:p>
             <w:pPr>
-              <w:pStyle w:val="CaptionLine"/>
+              <w:spacing w:before="72" w:after="0" w:line="294" w:lineRule="exact"/>
+              <w:ind w:left="0" w:firstLine="0"/>
+              <w:jc w:val="center"/>
             </w:pPr>
             <w:r>
               <w:t xml:space="preserve">)</w:t>
@@ -110,7 +189,9 @@
           </w:p>
           <w:p>
             <w:pPr>
-              <w:pStyle w:val="CaptionLine"/>
+              <w:spacing w:before="72" w:after="0" w:line="294" w:lineRule="exact"/>
+              <w:ind w:left="0" w:firstLine="0"/>
+              <w:jc w:val="center"/>
             </w:pPr>
             <w:r>
               <w:t xml:space="preserve">)</w:t>
@@ -118,7 +199,9 @@
           </w:p>
           <w:p>
             <w:pPr>
-              <w:pStyle w:val="CaptionLine"/>
+              <w:spacing w:before="72" w:after="0" w:line="294" w:lineRule="exact"/>
+              <w:ind w:left="0" w:firstLine="0"/>
+              <w:jc w:val="center"/>
             </w:pPr>
             <w:r>
               <w:t xml:space="preserve">)</w:t>
@@ -126,7 +209,9 @@
           </w:p>
           <w:p>
             <w:pPr>
-              <w:pStyle w:val="CaptionLine"/>
+              <w:spacing w:before="72" w:after="0" w:line="294" w:lineRule="exact"/>
+              <w:ind w:left="0" w:firstLine="0"/>
+              <w:jc w:val="center"/>
             </w:pPr>
             <w:r>
               <w:t xml:space="preserve">)</w:t>
@@ -134,7 +219,9 @@
           </w:p>
           <w:p>
             <w:pPr>
-              <w:pStyle w:val="CaptionLine"/>
+              <w:spacing w:before="72" w:after="0" w:line="294" w:lineRule="exact"/>
+              <w:ind w:left="0" w:firstLine="0"/>
+              <w:jc w:val="center"/>
             </w:pPr>
             <w:r>
               <w:t xml:space="preserve">)</w:t>
@@ -142,37 +229,179 @@
           </w:p>
         </w:tc>
         <w:tc>
-          <w:tcPr/>
+          <w:tcPr>
+            <w:tcW w:w="3456" w:type="dxa"/>
+          </w:tcPr>
           <w:p>
             <w:pPr>
-              <w:pStyle w:val="CaptionTitle"/>
+              <w:spacing w:before="0" w:after="0" w:line="294" w:lineRule="exact"/>
+              <w:ind w:left="0" w:firstLine="0"/>
             </w:pPr>
             <w:r>
-              <w:t xml:space="preserve">UNITED STATES ANSWER TO ASSIGNMENTS OF ERROR</w:t>
+              <w:rPr>
+                <w:b/>
+                <w:bCs/>
+              </w:rPr>
+              <w:t xml:space="preserve">UNITED</w:t>
+            </w:r>
+            <w:r>
+              <w:rPr>
+                <w:b/>
+                <w:bCs/>
+              </w:rPr>
+              <w:t xml:space="preserve"> </w:t>
+            </w:r>
+            <w:r>
+              <w:rPr>
+                <w:b/>
+                <w:bCs/>
+              </w:rPr>
+              <w:t xml:space="preserve">STATES</w:t>
+            </w:r>
+            <w:r>
+              <w:rPr>
+                <w:b/>
+                <w:bCs/>
+              </w:rPr>
+              <w:t xml:space="preserve"> </w:t>
+            </w:r>
+            <w:r>
+              <w:rPr>
+                <w:b/>
+                <w:bCs/>
+              </w:rPr>
+              <w:t xml:space="preserve">ANSWER</w:t>
+            </w:r>
+            <w:r>
+              <w:rPr>
+                <w:b/>
+                <w:bCs/>
+              </w:rPr>
+              <w:t xml:space="preserve"> </w:t>
+            </w:r>
+            <w:r>
+              <w:rPr>
+                <w:b/>
+                <w:bCs/>
+              </w:rPr>
+              <w:t xml:space="preserve">TO</w:t>
+            </w:r>
+            <w:r>
+              <w:rPr>
+                <w:b/>
+                <w:bCs/>
+              </w:rPr>
+              <w:t xml:space="preserve"> </w:t>
+            </w:r>
+            <w:r>
+              <w:rPr>
+                <w:b/>
+                <w:bCs/>
+              </w:rPr>
+              <w:t xml:space="preserve">ASSIGNMENTS</w:t>
+            </w:r>
+            <w:r>
+              <w:rPr>
+                <w:b/>
+                <w:bCs/>
+              </w:rPr>
+              <w:t xml:space="preserve"> </w:t>
+            </w:r>
+            <w:r>
+              <w:rPr>
+                <w:b/>
+                <w:bCs/>
+              </w:rPr>
+              <w:t xml:space="preserve">OF</w:t>
+            </w:r>
+            <w:r>
+              <w:rPr>
+                <w:b/>
+                <w:bCs/>
+              </w:rPr>
+              <w:t xml:space="preserve"> </w:t>
+            </w:r>
+            <w:r>
+              <w:rPr>
+                <w:b/>
+                <w:bCs/>
+              </w:rPr>
+              <w:t xml:space="preserve">ERROR</w:t>
             </w:r>
           </w:p>
           <w:p>
             <w:pPr>
-              <w:pStyle w:val="CaptionLine"/>
+              <w:spacing w:before="360" w:after="0" w:line="294" w:lineRule="exact"/>
+              <w:ind w:left="0" w:firstLine="0"/>
             </w:pPr>
             <w:r>
-              <w:t xml:space="preserve">Before Special Panel</w:t>
+              <w:t xml:space="preserve">Before</w:t>
+            </w:r>
+            <w:r>
+              <w:t xml:space="preserve"> </w:t>
+            </w:r>
+            <w:r>
+              <w:t xml:space="preserve">Special</w:t>
+            </w:r>
+            <w:r>
+              <w:t xml:space="preserve"> </w:t>
+            </w:r>
+            <w:r>
+              <w:t xml:space="preserve">Panel</w:t>
             </w:r>
           </w:p>
           <w:p>
             <w:pPr>
-              <w:pStyle w:val="CaptionLine"/>
+              <w:spacing w:before="360" w:after="0" w:line="294" w:lineRule="exact"/>
+              <w:ind w:left="0" w:firstLine="0"/>
             </w:pPr>
             <w:r>
-              <w:t xml:space="preserve">No. ACM 40324 (f rev)</w:t>
+              <w:t xml:space="preserve">No.</w:t>
+            </w:r>
+            <w:r>
+              <w:t xml:space="preserve"> </w:t>
+            </w:r>
+            <w:r>
+              <w:t xml:space="preserve">ACM</w:t>
+            </w:r>
+            <w:r>
+              <w:t xml:space="preserve"> </w:t>
+            </w:r>
+            <w:r>
+              <w:t xml:space="preserve">40324</w:t>
+            </w:r>
+            <w:r>
+              <w:t xml:space="preserve"> </w:t>
+            </w:r>
+            <w:r>
+              <w:t xml:space="preserve">(f</w:t>
+            </w:r>
+            <w:r>
+              <w:t xml:space="preserve"> </w:t>
+            </w:r>
+            <w:r>
+              <w:t xml:space="preserve">rev)</w:t>
             </w:r>
           </w:p>
           <w:p>
             <w:pPr>
-              <w:pStyle w:val="CaptionLine"/>
+              <w:spacing w:before="360" w:after="0" w:line="294" w:lineRule="exact"/>
+              <w:ind w:left="0" w:firstLine="0"/>
             </w:pPr>
             <w:r>
-              <w:t xml:space="preserve">3 June 2024</w:t>
+              <w:t xml:space="preserve">3</w:t>
+            </w:r>
+            <w:r>
+              <w:t xml:space="preserve"> </w:t>
+            </w:r>
+            <w:r>
+              <w:t xml:space="preserve">June</w:t>
+            </w:r>
+            <w:r>
+              <w:t xml:space="preserve"> </w:t>
+            </w:r>
+            <w:r>
+              <w:t xml:space="preserve">2024</w:t>
             </w:r>
           </w:p>
         </w:tc>
@@ -180,63 +409,861 @@
     </w:tbl>
     <w:p>
       <w:pPr>
-        <w:pStyle w:val="Honorable"/>
+        <w:keepNext/>
+        <w:keepLines/>
+        <w:spacing w:before="384" w:after="0" w:line="294" w:lineRule="exact"/>
+        <w:ind w:left="0" w:firstLine="0"/>
+        <w:jc w:val="center"/>
       </w:pPr>
       <w:r>
+        <w:rPr>
+          <w:b/>
+          <w:bCs/>
+        </w:rPr>
         <w:t xml:space="preserve">TO THE HONORABLE, THE JUDGES OF THE UNITED STATES AIR FORCE COURT OF CRIMINAL APPEALS:</w:t>
       </w:r>
     </w:p>
     <w:p>
       <w:pPr>
-        <w:pStyle w:val="SectionHeading"/>
+        <w:keepNext/>
+        <w:keepLines/>
+        <w:spacing w:before="336" w:after="240" w:line="294" w:lineRule="exact"/>
+        <w:ind w:left="0" w:firstLine="0"/>
+        <w:jc w:val="center"/>
+        <w:outlineLvl w:val="0"/>
       </w:pPr>
-      <w:bookmarkStart w:id="101" w:name="_Head101"/>
-      <w:r>
-        <w:t xml:space="preserve">Issues Presented</w:t>
-      </w:r>
-      <w:bookmarkEnd w:id="101"/>
+      <w:r>
+        <w:rPr>
+          <w:b/>
+          <w:bCs/>
+        </w:rPr>
+        <w:t xml:space="preserve">Issues</w:t>
+      </w:r>
+      <w:r>
+        <w:rPr>
+          <w:b/>
+          <w:bCs/>
+        </w:rPr>
+        <w:t xml:space="preserve"> </w:t>
+      </w:r>
+      <w:r>
+        <w:rPr>
+          <w:b/>
+          <w:bCs/>
+        </w:rPr>
+        <w:t xml:space="preserve">Presented</w:t>
+      </w:r>
     </w:p>
     <w:p>
       <w:pPr>
-        <w:pStyle w:val="PointHeadingChained"/>
+        <w:keepLines/>
+        <w:spacing w:before="288" w:after="240" w:line="294" w:lineRule="exact"/>
+        <w:ind w:left="0" w:firstLine="0"/>
+        <w:jc w:val="center"/>
+        <w:outlineLvl w:val="1"/>
       </w:pPr>
       <w:r>
+        <w:rPr>
+          <w:b/>
+          <w:bCs/>
+        </w:rPr>
         <w:t xml:space="preserve">I.</w:t>
       </w:r>
       <w:r>
         <w:br/>
       </w:r>
-      <w:bookmarkStart w:id="102" w:name="_Head102"/>
-      <w:r>
-        <w:t xml:space="preserve">WHETHER THE CONVENING AUTHORITY ERRED BY CONSIDERING R.H.’S SUBMISSION OF MATTERS WHEN SHE IS NOT A VICTIM UNDER R.C.M. 1106A.</w:t>
-      </w:r>
-      <w:bookmarkEnd w:id="102"/>
+      <w:r>
+        <w:rPr>
+          <w:b/>
+          <w:bCs/>
+        </w:rPr>
+        <w:t xml:space="preserve">WHETHER</w:t>
+      </w:r>
+      <w:r>
+        <w:rPr>
+          <w:b/>
+          <w:bCs/>
+        </w:rPr>
+        <w:t xml:space="preserve"> </w:t>
+      </w:r>
+      <w:r>
+        <w:rPr>
+          <w:b/>
+          <w:bCs/>
+        </w:rPr>
+        <w:t xml:space="preserve">THE</w:t>
+      </w:r>
+      <w:r>
+        <w:rPr>
+          <w:b/>
+          <w:bCs/>
+        </w:rPr>
+        <w:t xml:space="preserve"> </w:t>
+      </w:r>
+      <w:r>
+        <w:rPr>
+          <w:b/>
+          <w:bCs/>
+        </w:rPr>
+        <w:t xml:space="preserve">CONVENING</w:t>
+      </w:r>
+      <w:r>
+        <w:rPr>
+          <w:b/>
+          <w:bCs/>
+        </w:rPr>
+        <w:t xml:space="preserve"> </w:t>
+      </w:r>
+      <w:r>
+        <w:rPr>
+          <w:b/>
+          <w:bCs/>
+        </w:rPr>
+        <w:t xml:space="preserve">AUTHORITY</w:t>
+      </w:r>
+      <w:r>
+        <w:rPr>
+          <w:b/>
+          <w:bCs/>
+        </w:rPr>
+        <w:t xml:space="preserve"> </w:t>
+      </w:r>
+      <w:r>
+        <w:rPr>
+          <w:b/>
+          <w:bCs/>
+        </w:rPr>
+        <w:t xml:space="preserve">ERRED</w:t>
+      </w:r>
+      <w:r>
+        <w:rPr>
+          <w:b/>
+          <w:bCs/>
+        </w:rPr>
+        <w:t xml:space="preserve"> </w:t>
+      </w:r>
+      <w:r>
+        <w:rPr>
+          <w:b/>
+          <w:bCs/>
+        </w:rPr>
+        <w:t xml:space="preserve">BY</w:t>
+      </w:r>
+      <w:r>
+        <w:rPr>
+          <w:b/>
+          <w:bCs/>
+        </w:rPr>
+        <w:t xml:space="preserve"> </w:t>
+      </w:r>
+      <w:r>
+        <w:rPr>
+          <w:b/>
+          <w:bCs/>
+        </w:rPr>
+        <w:t xml:space="preserve">CONSIDERING</w:t>
+      </w:r>
+      <w:r>
+        <w:rPr>
+          <w:b/>
+          <w:bCs/>
+        </w:rPr>
+        <w:t xml:space="preserve"> </w:t>
+      </w:r>
+      <w:r>
+        <w:rPr>
+          <w:b/>
+          <w:bCs/>
+        </w:rPr>
+        <w:t xml:space="preserve">R.H.’S</w:t>
+      </w:r>
+      <w:r>
+        <w:rPr>
+          <w:b/>
+          <w:bCs/>
+        </w:rPr>
+        <w:t xml:space="preserve"> </w:t>
+      </w:r>
+      <w:r>
+        <w:rPr>
+          <w:b/>
+          <w:bCs/>
+        </w:rPr>
+        <w:t xml:space="preserve">SUBMISSION</w:t>
+      </w:r>
+      <w:r>
+        <w:rPr>
+          <w:b/>
+          <w:bCs/>
+        </w:rPr>
+        <w:t xml:space="preserve"> </w:t>
+      </w:r>
+      <w:r>
+        <w:rPr>
+          <w:b/>
+          <w:bCs/>
+        </w:rPr>
+        <w:t xml:space="preserve">OF</w:t>
+      </w:r>
+      <w:r>
+        <w:rPr>
+          <w:b/>
+          <w:bCs/>
+        </w:rPr>
+        <w:t xml:space="preserve"> </w:t>
+      </w:r>
+      <w:r>
+        <w:rPr>
+          <w:b/>
+          <w:bCs/>
+        </w:rPr>
+        <w:t xml:space="preserve">MATTERS</w:t>
+      </w:r>
+      <w:r>
+        <w:rPr>
+          <w:b/>
+          <w:bCs/>
+        </w:rPr>
+        <w:t xml:space="preserve"> </w:t>
+      </w:r>
+      <w:r>
+        <w:rPr>
+          <w:b/>
+          <w:bCs/>
+        </w:rPr>
+        <w:t xml:space="preserve">WHEN</w:t>
+      </w:r>
+      <w:r>
+        <w:rPr>
+          <w:b/>
+          <w:bCs/>
+        </w:rPr>
+        <w:t xml:space="preserve"> </w:t>
+      </w:r>
+      <w:r>
+        <w:rPr>
+          <w:b/>
+          <w:bCs/>
+        </w:rPr>
+        <w:t xml:space="preserve">SHE</w:t>
+      </w:r>
+      <w:r>
+        <w:rPr>
+          <w:b/>
+          <w:bCs/>
+        </w:rPr>
+        <w:t xml:space="preserve"> </w:t>
+      </w:r>
+      <w:r>
+        <w:rPr>
+          <w:b/>
+          <w:bCs/>
+        </w:rPr>
+        <w:t xml:space="preserve">IS</w:t>
+      </w:r>
+      <w:r>
+        <w:rPr>
+          <w:b/>
+          <w:bCs/>
+        </w:rPr>
+        <w:t xml:space="preserve"> </w:t>
+      </w:r>
+      <w:r>
+        <w:rPr>
+          <w:b/>
+          <w:bCs/>
+        </w:rPr>
+        <w:t xml:space="preserve">NOT</w:t>
+      </w:r>
+      <w:r>
+        <w:rPr>
+          <w:b/>
+          <w:bCs/>
+        </w:rPr>
+        <w:t xml:space="preserve"> </w:t>
+      </w:r>
+      <w:r>
+        <w:rPr>
+          <w:b/>
+          <w:bCs/>
+        </w:rPr>
+        <w:t xml:space="preserve">A</w:t>
+      </w:r>
+      <w:r>
+        <w:rPr>
+          <w:b/>
+          <w:bCs/>
+        </w:rPr>
+        <w:t xml:space="preserve"> </w:t>
+      </w:r>
+      <w:r>
+        <w:rPr>
+          <w:b/>
+          <w:bCs/>
+        </w:rPr>
+        <w:t xml:space="preserve">VICTIM</w:t>
+      </w:r>
+      <w:r>
+        <w:rPr>
+          <w:b/>
+          <w:bCs/>
+        </w:rPr>
+        <w:t xml:space="preserve"> </w:t>
+      </w:r>
+      <w:r>
+        <w:rPr>
+          <w:b/>
+          <w:bCs/>
+        </w:rPr>
+        <w:t xml:space="preserve">UNDER</w:t>
+      </w:r>
+      <w:r>
+        <w:rPr>
+          <w:b/>
+          <w:bCs/>
+        </w:rPr>
+        <w:t xml:space="preserve"> </w:t>
+      </w:r>
+      <w:r>
+        <w:rPr>
+          <w:b/>
+          <w:bCs/>
+        </w:rPr>
+        <w:t xml:space="preserve">R.C.M.</w:t>
+      </w:r>
+      <w:r>
+        <w:rPr>
+          <w:b/>
+          <w:bCs/>
+        </w:rPr>
+        <w:t xml:space="preserve"> </w:t>
+      </w:r>
+      <w:r>
+        <w:rPr>
+          <w:b/>
+          <w:bCs/>
+        </w:rPr>
+        <w:t xml:space="preserve">1106A.</w:t>
+      </w:r>
     </w:p>
     <w:p>
       <w:pPr>
-        <w:pStyle w:val="PointHeadingChained"/>
+        <w:keepLines/>
+        <w:spacing w:before="288" w:after="240" w:line="294" w:lineRule="exact"/>
+        <w:ind w:left="0" w:firstLine="0"/>
+        <w:jc w:val="center"/>
+        <w:outlineLvl w:val="1"/>
       </w:pPr>
       <w:r>
+        <w:rPr>
+          <w:b/>
+          <w:bCs/>
+        </w:rPr>
         <w:t xml:space="preserve">II.</w:t>
       </w:r>
       <w:r>
         <w:br/>
       </w:r>
-      <w:bookmarkStart w:id="103" w:name="_Head103"/>
-      <w:r>
-        <w:t xml:space="preserve">WHETHER THE GOVERNMENT ERRED IN POST-TRIAL PROCESSING BY NOTING THE FIREARM PROHIBITION WAS TRIGGERED UNDER 18 U.S.C. § 922 WHEN [APPELLANT] HAS NOT “BEEN DISCHARGED FROM THE ARMED FORCES UNDER DISHONORABLE CONDITIONS.”</w:t>
-      </w:r>
-      <w:bookmarkEnd w:id="103"/>
+      <w:r>
+        <w:rPr>
+          <w:b/>
+          <w:bCs/>
+        </w:rPr>
+        <w:t xml:space="preserve">WHETHER</w:t>
+      </w:r>
+      <w:r>
+        <w:rPr>
+          <w:b/>
+          <w:bCs/>
+        </w:rPr>
+        <w:t xml:space="preserve"> </w:t>
+      </w:r>
+      <w:r>
+        <w:rPr>
+          <w:b/>
+          <w:bCs/>
+        </w:rPr>
+        <w:t xml:space="preserve">THE</w:t>
+      </w:r>
+      <w:r>
+        <w:rPr>
+          <w:b/>
+          <w:bCs/>
+        </w:rPr>
+        <w:t xml:space="preserve"> </w:t>
+      </w:r>
+      <w:r>
+        <w:rPr>
+          <w:b/>
+          <w:bCs/>
+        </w:rPr>
+        <w:t xml:space="preserve">GOVERNMENT</w:t>
+      </w:r>
+      <w:r>
+        <w:rPr>
+          <w:b/>
+          <w:bCs/>
+        </w:rPr>
+        <w:t xml:space="preserve"> </w:t>
+      </w:r>
+      <w:r>
+        <w:rPr>
+          <w:b/>
+          <w:bCs/>
+        </w:rPr>
+        <w:t xml:space="preserve">ERRED</w:t>
+      </w:r>
+      <w:r>
+        <w:rPr>
+          <w:b/>
+          <w:bCs/>
+        </w:rPr>
+        <w:t xml:space="preserve"> </w:t>
+      </w:r>
+      <w:r>
+        <w:rPr>
+          <w:b/>
+          <w:bCs/>
+        </w:rPr>
+        <w:t xml:space="preserve">IN</w:t>
+      </w:r>
+      <w:r>
+        <w:rPr>
+          <w:b/>
+          <w:bCs/>
+        </w:rPr>
+        <w:t xml:space="preserve"> </w:t>
+      </w:r>
+      <w:r>
+        <w:rPr>
+          <w:b/>
+          <w:bCs/>
+        </w:rPr>
+        <w:t xml:space="preserve">POST-TRIAL</w:t>
+      </w:r>
+      <w:r>
+        <w:rPr>
+          <w:b/>
+          <w:bCs/>
+        </w:rPr>
+        <w:t xml:space="preserve"> </w:t>
+      </w:r>
+      <w:r>
+        <w:rPr>
+          <w:b/>
+          <w:bCs/>
+        </w:rPr>
+        <w:t xml:space="preserve">PROCESSING</w:t>
+      </w:r>
+      <w:r>
+        <w:rPr>
+          <w:b/>
+          <w:bCs/>
+        </w:rPr>
+        <w:t xml:space="preserve"> </w:t>
+      </w:r>
+      <w:r>
+        <w:rPr>
+          <w:b/>
+          <w:bCs/>
+        </w:rPr>
+        <w:t xml:space="preserve">BY</w:t>
+      </w:r>
+      <w:r>
+        <w:rPr>
+          <w:b/>
+          <w:bCs/>
+        </w:rPr>
+        <w:t xml:space="preserve"> </w:t>
+      </w:r>
+      <w:r>
+        <w:rPr>
+          <w:b/>
+          <w:bCs/>
+        </w:rPr>
+        <w:t xml:space="preserve">NOTING</w:t>
+      </w:r>
+      <w:r>
+        <w:rPr>
+          <w:b/>
+          <w:bCs/>
+        </w:rPr>
+        <w:t xml:space="preserve"> </w:t>
+      </w:r>
+      <w:r>
+        <w:rPr>
+          <w:b/>
+          <w:bCs/>
+        </w:rPr>
+        <w:t xml:space="preserve">THE</w:t>
+      </w:r>
+      <w:r>
+        <w:rPr>
+          <w:b/>
+          <w:bCs/>
+        </w:rPr>
+        <w:t xml:space="preserve"> </w:t>
+      </w:r>
+      <w:r>
+        <w:rPr>
+          <w:b/>
+          <w:bCs/>
+        </w:rPr>
+        <w:t xml:space="preserve">FIREARM</w:t>
+      </w:r>
+      <w:r>
+        <w:rPr>
+          <w:b/>
+          <w:bCs/>
+        </w:rPr>
+        <w:t xml:space="preserve"> </w:t>
+      </w:r>
+      <w:r>
+        <w:rPr>
+          <w:b/>
+          <w:bCs/>
+        </w:rPr>
+        <w:t xml:space="preserve">PROHIBITION</w:t>
+      </w:r>
+      <w:r>
+        <w:rPr>
+          <w:b/>
+          <w:bCs/>
+        </w:rPr>
+        <w:t xml:space="preserve"> </w:t>
+      </w:r>
+      <w:r>
+        <w:rPr>
+          <w:b/>
+          <w:bCs/>
+        </w:rPr>
+        <w:t xml:space="preserve">WAS</w:t>
+      </w:r>
+      <w:r>
+        <w:rPr>
+          <w:b/>
+          <w:bCs/>
+        </w:rPr>
+        <w:t xml:space="preserve"> </w:t>
+      </w:r>
+      <w:r>
+        <w:rPr>
+          <w:b/>
+          <w:bCs/>
+        </w:rPr>
+        <w:t xml:space="preserve">TRIGGERED</w:t>
+      </w:r>
+      <w:r>
+        <w:rPr>
+          <w:b/>
+          <w:bCs/>
+        </w:rPr>
+        <w:t xml:space="preserve"> </w:t>
+      </w:r>
+      <w:r>
+        <w:rPr>
+          <w:b/>
+          <w:bCs/>
+        </w:rPr>
+        <w:t xml:space="preserve">UNDER</w:t>
+      </w:r>
+      <w:r>
+        <w:rPr>
+          <w:b/>
+          <w:bCs/>
+        </w:rPr>
+        <w:t xml:space="preserve"> </w:t>
+      </w:r>
+      <w:r>
+        <w:rPr>
+          <w:b/>
+          <w:bCs/>
+        </w:rPr>
+        <w:t xml:space="preserve">18</w:t>
+      </w:r>
+      <w:r>
+        <w:rPr>
+          <w:b/>
+          <w:bCs/>
+        </w:rPr>
+        <w:t xml:space="preserve"> </w:t>
+      </w:r>
+      <w:r>
+        <w:rPr>
+          <w:b/>
+          <w:bCs/>
+        </w:rPr>
+        <w:t xml:space="preserve">U.S.C.</w:t>
+      </w:r>
+      <w:r>
+        <w:rPr>
+          <w:b/>
+          <w:bCs/>
+        </w:rPr>
+        <w:t xml:space="preserve"> </w:t>
+      </w:r>
+      <w:r>
+        <w:rPr>
+          <w:b/>
+          <w:bCs/>
+        </w:rPr>
+        <w:t xml:space="preserve">§</w:t>
+      </w:r>
+      <w:r>
+        <w:rPr>
+          <w:b/>
+          <w:bCs/>
+        </w:rPr>
+        <w:t xml:space="preserve"> </w:t>
+      </w:r>
+      <w:r>
+        <w:rPr>
+          <w:b/>
+          <w:bCs/>
+        </w:rPr>
+        <w:t xml:space="preserve">922</w:t>
+      </w:r>
+      <w:r>
+        <w:rPr>
+          <w:b/>
+          <w:bCs/>
+        </w:rPr>
+        <w:t xml:space="preserve"> </w:t>
+      </w:r>
+      <w:r>
+        <w:rPr>
+          <w:b/>
+          <w:bCs/>
+        </w:rPr>
+        <w:t xml:space="preserve">WHEN</w:t>
+      </w:r>
+      <w:r>
+        <w:rPr>
+          <w:b/>
+          <w:bCs/>
+        </w:rPr>
+        <w:t xml:space="preserve"> </w:t>
+      </w:r>
+      <w:r>
+        <w:rPr>
+          <w:b/>
+          <w:bCs/>
+        </w:rPr>
+        <w:t xml:space="preserve">[APPELLANT]</w:t>
+      </w:r>
+      <w:r>
+        <w:rPr>
+          <w:b/>
+          <w:bCs/>
+        </w:rPr>
+        <w:t xml:space="preserve"> </w:t>
+      </w:r>
+      <w:r>
+        <w:rPr>
+          <w:b/>
+          <w:bCs/>
+        </w:rPr>
+        <w:t xml:space="preserve">HAS</w:t>
+      </w:r>
+      <w:r>
+        <w:rPr>
+          <w:b/>
+          <w:bCs/>
+        </w:rPr>
+        <w:t xml:space="preserve"> </w:t>
+      </w:r>
+      <w:r>
+        <w:rPr>
+          <w:b/>
+          <w:bCs/>
+        </w:rPr>
+        <w:t xml:space="preserve">NOT</w:t>
+      </w:r>
+      <w:r>
+        <w:rPr>
+          <w:b/>
+          <w:bCs/>
+        </w:rPr>
+        <w:t xml:space="preserve"> </w:t>
+      </w:r>
+      <w:r>
+        <w:rPr>
+          <w:b/>
+          <w:bCs/>
+        </w:rPr>
+        <w:t xml:space="preserve">“BEEN</w:t>
+      </w:r>
+      <w:r>
+        <w:rPr>
+          <w:b/>
+          <w:bCs/>
+        </w:rPr>
+        <w:t xml:space="preserve"> </w:t>
+      </w:r>
+      <w:r>
+        <w:rPr>
+          <w:b/>
+          <w:bCs/>
+        </w:rPr>
+        <w:t xml:space="preserve">DISCHARGED</w:t>
+      </w:r>
+      <w:r>
+        <w:rPr>
+          <w:b/>
+          <w:bCs/>
+        </w:rPr>
+        <w:t xml:space="preserve"> </w:t>
+      </w:r>
+      <w:r>
+        <w:rPr>
+          <w:b/>
+          <w:bCs/>
+        </w:rPr>
+        <w:t xml:space="preserve">FROM</w:t>
+      </w:r>
+      <w:r>
+        <w:rPr>
+          <w:b/>
+          <w:bCs/>
+        </w:rPr>
+        <w:t xml:space="preserve"> </w:t>
+      </w:r>
+      <w:r>
+        <w:rPr>
+          <w:b/>
+          <w:bCs/>
+        </w:rPr>
+        <w:t xml:space="preserve">THE</w:t>
+      </w:r>
+      <w:r>
+        <w:rPr>
+          <w:b/>
+          <w:bCs/>
+        </w:rPr>
+        <w:t xml:space="preserve"> </w:t>
+      </w:r>
+      <w:r>
+        <w:rPr>
+          <w:b/>
+          <w:bCs/>
+        </w:rPr>
+        <w:t xml:space="preserve">ARMED</w:t>
+      </w:r>
+      <w:r>
+        <w:rPr>
+          <w:b/>
+          <w:bCs/>
+        </w:rPr>
+        <w:t xml:space="preserve"> </w:t>
+      </w:r>
+      <w:r>
+        <w:rPr>
+          <w:b/>
+          <w:bCs/>
+        </w:rPr>
+        <w:t xml:space="preserve">FORCES</w:t>
+      </w:r>
+      <w:r>
+        <w:rPr>
+          <w:b/>
+          <w:bCs/>
+        </w:rPr>
+        <w:t xml:space="preserve"> </w:t>
+      </w:r>
+      <w:r>
+        <w:rPr>
+          <w:b/>
+          <w:bCs/>
+        </w:rPr>
+        <w:t xml:space="preserve">UNDER</w:t>
+      </w:r>
+      <w:r>
+        <w:rPr>
+          <w:b/>
+          <w:bCs/>
+        </w:rPr>
+        <w:t xml:space="preserve"> </w:t>
+      </w:r>
+      <w:r>
+        <w:rPr>
+          <w:b/>
+          <w:bCs/>
+        </w:rPr>
+        <w:t xml:space="preserve">DISHONORABLE</w:t>
+      </w:r>
+      <w:r>
+        <w:rPr>
+          <w:b/>
+          <w:bCs/>
+        </w:rPr>
+        <w:t xml:space="preserve"> </w:t>
+      </w:r>
+      <w:r>
+        <w:rPr>
+          <w:b/>
+          <w:bCs/>
+        </w:rPr>
+        <w:t xml:space="preserve">CONDITIONS.”</w:t>
+      </w:r>
     </w:p>
     <w:p>
       <w:pPr>
-        <w:pStyle w:val="SectionHeading"/>
+        <w:keepNext/>
+        <w:keepLines/>
+        <w:spacing w:before="336" w:after="240" w:line="294" w:lineRule="exact"/>
+        <w:ind w:left="0" w:firstLine="0"/>
+        <w:jc w:val="center"/>
+        <w:outlineLvl w:val="0"/>
       </w:pPr>
-      <w:bookmarkStart w:id="104" w:name="_Head104"/>
-      <w:r>
-        <w:t xml:space="preserve">Statement of the Case</w:t>
-      </w:r>
-      <w:bookmarkEnd w:id="104"/>
+      <w:r>
+        <w:rPr>
+          <w:b/>
+          <w:bCs/>
+        </w:rPr>
+        <w:t xml:space="preserve">Statement</w:t>
+      </w:r>
+      <w:r>
+        <w:rPr>
+          <w:b/>
+          <w:bCs/>
+        </w:rPr>
+        <w:t xml:space="preserve"> </w:t>
+      </w:r>
+      <w:r>
+        <w:rPr>
+          <w:b/>
+          <w:bCs/>
+        </w:rPr>
+        <w:t xml:space="preserve">of</w:t>
+      </w:r>
+      <w:r>
+        <w:rPr>
+          <w:b/>
+          <w:bCs/>
+        </w:rPr>
+        <w:t xml:space="preserve"> </w:t>
+      </w:r>
+      <w:r>
+        <w:rPr>
+          <w:b/>
+          <w:bCs/>
+        </w:rPr>
+        <w:t xml:space="preserve">the</w:t>
+      </w:r>
+      <w:r>
+        <w:rPr>
+          <w:b/>
+          <w:bCs/>
+        </w:rPr>
+        <w:t xml:space="preserve"> </w:t>
+      </w:r>
+      <w:r>
+        <w:rPr>
+          <w:b/>
+          <w:bCs/>
+        </w:rPr>
+        <w:t xml:space="preserve">Case</w:t>
+      </w:r>
     </w:p>
     <w:p>
       <w:pPr>
@@ -248,13 +1275,48 @@
     </w:p>
     <w:p>
       <w:pPr>
-        <w:pStyle w:val="SectionHeading"/>
+        <w:keepNext/>
+        <w:keepLines/>
+        <w:spacing w:before="336" w:after="240" w:line="294" w:lineRule="exact"/>
+        <w:ind w:left="0" w:firstLine="0"/>
+        <w:jc w:val="center"/>
+        <w:outlineLvl w:val="0"/>
       </w:pPr>
-      <w:bookmarkStart w:id="105" w:name="_Head105"/>
-      <w:r>
-        <w:t xml:space="preserve">Statement of Facts</w:t>
-      </w:r>
-      <w:bookmarkEnd w:id="105"/>
+      <w:r>
+        <w:rPr>
+          <w:b/>
+          <w:bCs/>
+        </w:rPr>
+        <w:t xml:space="preserve">Statement</w:t>
+      </w:r>
+      <w:r>
+        <w:rPr>
+          <w:b/>
+          <w:bCs/>
+        </w:rPr>
+        <w:t xml:space="preserve"> </w:t>
+      </w:r>
+      <w:r>
+        <w:rPr>
+          <w:b/>
+          <w:bCs/>
+        </w:rPr>
+        <w:t xml:space="preserve">of</w:t>
+      </w:r>
+      <w:r>
+        <w:rPr>
+          <w:b/>
+          <w:bCs/>
+        </w:rPr>
+        <w:t xml:space="preserve"> </w:t>
+      </w:r>
+      <w:r>
+        <w:rPr>
+          <w:b/>
+          <w:bCs/>
+        </w:rPr>
+        <w:t xml:space="preserve">Facts</w:t>
+      </w:r>
     </w:p>
     <w:p>
       <w:pPr>
@@ -320,7 +1382,7 @@
         <w:t xml:space="preserve">United States v. Douglas</w:t>
       </w:r>
       <w:r>
-        <w:t xml:space="preserve">, No. ACM. 40324, 2023 CCA LEXIS 502 (A.F. Ct. Crim. App. 5 Dec. 2023) (unpub. op.). On remand, Appellant was provided five calendar days to submit his rebuttal to R.H.’s submission of matters. (Opportunity for Accused to Submit Matters in Rebuttal, 21 December 2023, ROT, Vol. 5.) The next day Appellant submitted his rebuttal. (Response to R.H.’s Submission of Matters, 22 December 2023, ROT, Vol. 5.)</w:t>
+        <w:t xml:space="preserve">, No. ACM. 40324, 2023 CCA LEXIS 502 (A.F. Ct. Crim. App. 5 Dec. 2023) (unpub. op.). On remand, Appellant was provided five calendar days to submit his rebuttal to R.H.’s submission of matters. (Opportunity for Accused to Submit Matters in Rebuttal, 21 December 2023, ROT, Vol. 5.) The next day Appellant submitted his rebuttal. (Response to R.H.’s Submission of Matters, 22 December 2023, ROT, Vol. 5.)</w:t>
       </w:r>
     </w:p>
     <w:p>
@@ -359,39 +1421,358 @@
     </w:p>
     <w:p>
       <w:pPr>
-        <w:pStyle w:val="SectionHeading"/>
+        <w:keepNext/>
+        <w:keepLines/>
+        <w:spacing w:before="336" w:after="240" w:line="294" w:lineRule="exact"/>
+        <w:ind w:left="0" w:firstLine="0"/>
+        <w:jc w:val="center"/>
+        <w:outlineLvl w:val="0"/>
       </w:pPr>
-      <w:bookmarkStart w:id="106" w:name="_Head106"/>
-      <w:r>
+      <w:r>
+        <w:rPr>
+          <w:b/>
+          <w:bCs/>
+        </w:rPr>
         <w:t xml:space="preserve">Argument</w:t>
       </w:r>
-      <w:bookmarkEnd w:id="106"/>
     </w:p>
     <w:p>
       <w:pPr>
-        <w:pStyle w:val="PointHeading"/>
+        <w:keepNext/>
+        <w:keepLines/>
+        <w:spacing w:before="288" w:after="240" w:line="294" w:lineRule="exact"/>
+        <w:ind w:left="0" w:firstLine="0"/>
+        <w:jc w:val="center"/>
+        <w:outlineLvl w:val="1"/>
       </w:pPr>
       <w:r>
+        <w:rPr>
+          <w:b/>
+          <w:bCs/>
+        </w:rPr>
         <w:t xml:space="preserve">I.</w:t>
       </w:r>
       <w:r>
         <w:br/>
       </w:r>
-      <w:bookmarkStart w:id="107" w:name="_Head107"/>
-      <w:r>
-        <w:t xml:space="preserve">R.H. WAS A VICTIM UNDER R.C.M. 1106A AND THE CONVENING AUTHORITY DID NOT ERR WHEN HE CONSIDERED R.H.’S SUBMISSION OF MATTERS.</w:t>
-      </w:r>
-      <w:bookmarkEnd w:id="107"/>
+      <w:r>
+        <w:rPr>
+          <w:b/>
+          <w:bCs/>
+        </w:rPr>
+        <w:t xml:space="preserve">R.H.</w:t>
+      </w:r>
+      <w:r>
+        <w:rPr>
+          <w:b/>
+          <w:bCs/>
+        </w:rPr>
+        <w:t xml:space="preserve"> </w:t>
+      </w:r>
+      <w:r>
+        <w:rPr>
+          <w:b/>
+          <w:bCs/>
+        </w:rPr>
+        <w:t xml:space="preserve">WAS</w:t>
+      </w:r>
+      <w:r>
+        <w:rPr>
+          <w:b/>
+          <w:bCs/>
+        </w:rPr>
+        <w:t xml:space="preserve"> </w:t>
+      </w:r>
+      <w:r>
+        <w:rPr>
+          <w:b/>
+          <w:bCs/>
+        </w:rPr>
+        <w:t xml:space="preserve">A</w:t>
+      </w:r>
+      <w:r>
+        <w:rPr>
+          <w:b/>
+          <w:bCs/>
+        </w:rPr>
+        <w:t xml:space="preserve"> </w:t>
+      </w:r>
+      <w:r>
+        <w:rPr>
+          <w:b/>
+          <w:bCs/>
+        </w:rPr>
+        <w:t xml:space="preserve">VICTIM</w:t>
+      </w:r>
+      <w:r>
+        <w:rPr>
+          <w:b/>
+          <w:bCs/>
+        </w:rPr>
+        <w:t xml:space="preserve"> </w:t>
+      </w:r>
+      <w:r>
+        <w:rPr>
+          <w:b/>
+          <w:bCs/>
+        </w:rPr>
+        <w:t xml:space="preserve">UNDER</w:t>
+      </w:r>
+      <w:r>
+        <w:rPr>
+          <w:b/>
+          <w:bCs/>
+        </w:rPr>
+        <w:t xml:space="preserve"> </w:t>
+      </w:r>
+      <w:r>
+        <w:rPr>
+          <w:b/>
+          <w:bCs/>
+        </w:rPr>
+        <w:t xml:space="preserve">R.C.M.</w:t>
+      </w:r>
+      <w:r>
+        <w:rPr>
+          <w:b/>
+          <w:bCs/>
+        </w:rPr>
+        <w:t xml:space="preserve"> </w:t>
+      </w:r>
+      <w:r>
+        <w:rPr>
+          <w:b/>
+          <w:bCs/>
+        </w:rPr>
+        <w:t xml:space="preserve">1106A</w:t>
+      </w:r>
+      <w:r>
+        <w:rPr>
+          <w:b/>
+          <w:bCs/>
+        </w:rPr>
+        <w:t xml:space="preserve"> </w:t>
+      </w:r>
+      <w:r>
+        <w:rPr>
+          <w:b/>
+          <w:bCs/>
+        </w:rPr>
+        <w:t xml:space="preserve">AND</w:t>
+      </w:r>
+      <w:r>
+        <w:rPr>
+          <w:b/>
+          <w:bCs/>
+        </w:rPr>
+        <w:t xml:space="preserve"> </w:t>
+      </w:r>
+      <w:r>
+        <w:rPr>
+          <w:b/>
+          <w:bCs/>
+        </w:rPr>
+        <w:t xml:space="preserve">THE</w:t>
+      </w:r>
+      <w:r>
+        <w:rPr>
+          <w:b/>
+          <w:bCs/>
+        </w:rPr>
+        <w:t xml:space="preserve"> </w:t>
+      </w:r>
+      <w:r>
+        <w:rPr>
+          <w:b/>
+          <w:bCs/>
+        </w:rPr>
+        <w:t xml:space="preserve">CONVENING</w:t>
+      </w:r>
+      <w:r>
+        <w:rPr>
+          <w:b/>
+          <w:bCs/>
+        </w:rPr>
+        <w:t xml:space="preserve"> </w:t>
+      </w:r>
+      <w:r>
+        <w:rPr>
+          <w:b/>
+          <w:bCs/>
+        </w:rPr>
+        <w:t xml:space="preserve">AUTHORITY</w:t>
+      </w:r>
+      <w:r>
+        <w:rPr>
+          <w:b/>
+          <w:bCs/>
+        </w:rPr>
+        <w:t xml:space="preserve"> </w:t>
+      </w:r>
+      <w:r>
+        <w:rPr>
+          <w:b/>
+          <w:bCs/>
+        </w:rPr>
+        <w:t xml:space="preserve">DID</w:t>
+      </w:r>
+      <w:r>
+        <w:rPr>
+          <w:b/>
+          <w:bCs/>
+        </w:rPr>
+        <w:t xml:space="preserve"> </w:t>
+      </w:r>
+      <w:r>
+        <w:rPr>
+          <w:b/>
+          <w:bCs/>
+        </w:rPr>
+        <w:t xml:space="preserve">NOT</w:t>
+      </w:r>
+      <w:r>
+        <w:rPr>
+          <w:b/>
+          <w:bCs/>
+        </w:rPr>
+        <w:t xml:space="preserve"> </w:t>
+      </w:r>
+      <w:r>
+        <w:rPr>
+          <w:b/>
+          <w:bCs/>
+        </w:rPr>
+        <w:t xml:space="preserve">ERR</w:t>
+      </w:r>
+      <w:r>
+        <w:rPr>
+          <w:b/>
+          <w:bCs/>
+        </w:rPr>
+        <w:t xml:space="preserve"> </w:t>
+      </w:r>
+      <w:r>
+        <w:rPr>
+          <w:b/>
+          <w:bCs/>
+        </w:rPr>
+        <w:t xml:space="preserve">WHEN</w:t>
+      </w:r>
+      <w:r>
+        <w:rPr>
+          <w:b/>
+          <w:bCs/>
+        </w:rPr>
+        <w:t xml:space="preserve"> </w:t>
+      </w:r>
+      <w:r>
+        <w:rPr>
+          <w:b/>
+          <w:bCs/>
+        </w:rPr>
+        <w:t xml:space="preserve">HE</w:t>
+      </w:r>
+      <w:r>
+        <w:rPr>
+          <w:b/>
+          <w:bCs/>
+        </w:rPr>
+        <w:t xml:space="preserve"> </w:t>
+      </w:r>
+      <w:r>
+        <w:rPr>
+          <w:b/>
+          <w:bCs/>
+        </w:rPr>
+        <w:t xml:space="preserve">CONSIDERED</w:t>
+      </w:r>
+      <w:r>
+        <w:rPr>
+          <w:b/>
+          <w:bCs/>
+        </w:rPr>
+        <w:t xml:space="preserve"> </w:t>
+      </w:r>
+      <w:r>
+        <w:rPr>
+          <w:b/>
+          <w:bCs/>
+        </w:rPr>
+        <w:t xml:space="preserve">R.H.’S</w:t>
+      </w:r>
+      <w:r>
+        <w:rPr>
+          <w:b/>
+          <w:bCs/>
+        </w:rPr>
+        <w:t xml:space="preserve"> </w:t>
+      </w:r>
+      <w:r>
+        <w:rPr>
+          <w:b/>
+          <w:bCs/>
+        </w:rPr>
+        <w:t xml:space="preserve">SUBMISSION</w:t>
+      </w:r>
+      <w:r>
+        <w:rPr>
+          <w:b/>
+          <w:bCs/>
+        </w:rPr>
+        <w:t xml:space="preserve"> </w:t>
+      </w:r>
+      <w:r>
+        <w:rPr>
+          <w:b/>
+          <w:bCs/>
+        </w:rPr>
+        <w:t xml:space="preserve">OF</w:t>
+      </w:r>
+      <w:r>
+        <w:rPr>
+          <w:b/>
+          <w:bCs/>
+        </w:rPr>
+        <w:t xml:space="preserve"> </w:t>
+      </w:r>
+      <w:r>
+        <w:rPr>
+          <w:b/>
+          <w:bCs/>
+        </w:rPr>
+        <w:t xml:space="preserve">MATTERS.</w:t>
+      </w:r>
     </w:p>
     <w:p>
       <w:pPr>
-        <w:pStyle w:val="UnnumberedHeadingCentered"/>
+        <w:keepNext/>
+        <w:keepLines/>
+        <w:spacing w:before="264" w:after="216" w:line="294" w:lineRule="exact"/>
+        <w:ind w:left="0" w:firstLine="0"/>
+        <w:jc w:val="center"/>
+        <w:outlineLvl w:val="2"/>
       </w:pPr>
-      <w:bookmarkStart w:id="108" w:name="_Head108"/>
-      <w:r>
-        <w:t xml:space="preserve">Additional Facts</w:t>
-      </w:r>
-      <w:bookmarkEnd w:id="108"/>
+      <w:r>
+        <w:rPr>
+          <w:b/>
+          <w:bCs/>
+        </w:rPr>
+        <w:t xml:space="preserve">Additional</w:t>
+      </w:r>
+      <w:r>
+        <w:rPr>
+          <w:b/>
+          <w:bCs/>
+        </w:rPr>
+        <w:t xml:space="preserve"> </w:t>
+      </w:r>
+      <w:r>
+        <w:rPr>
+          <w:b/>
+          <w:bCs/>
+        </w:rPr>
+        <w:t xml:space="preserve">Facts</w:t>
+      </w:r>
     </w:p>
     <w:p>
       <w:pPr>
@@ -408,7 +1789,19 @@
         <w:t xml:space="preserve">Id.</w:t>
       </w:r>
       <w:r>
-        <w:t xml:space="preserve">) Upperclassmen were supposed to be mentors to cadets in lower classes. (R. at 368-70.) After meeting, to communicate with R.H., Appellant requested her snapchat. (R. at 371.) Appellant and R.H. would then spend time talking over Snapchat or Teams, watching movies, and eating together. (R. at 368-390.) At some point, Appellant invited R.H. to a hotel off-base to drink alcohol. (R. at 317.) R.H. declined because she did not feel comfortable being in a hotel room with Appellant. (R. at 364.) But she was willing to drink alcohol with him because she thought it would help her forget her “problems” and “worries” – R.H. had just returned from emergency leave due to a medical emergency concerning her father and the death of her friend. (R. at 364, 373.)</w:t>
+        <w:t xml:space="preserve">) Upperclassmen were supposed to be mentors to cadets in lower classes. (R. at 368</w:t>
+      </w:r>
+      <w:r>
+        <w:noBreakHyphen/>
+      </w:r>
+      <w:r>
+        <w:t xml:space="preserve">70.) After meeting, to communicate with R.H., Appellant requested her snapchat. (R. at 371.) Appellant and R.H. would then spend time talking over Snapchat or Teams, watching movies, and eating together. (R. at 368</w:t>
+      </w:r>
+      <w:r>
+        <w:noBreakHyphen/>
+      </w:r>
+      <w:r>
+        <w:t xml:space="preserve">390.) At some point, Appellant invited R.H. to a hotel off-base to drink alcohol. (R. at 317.) R.H. declined because she did not feel comfortable being in a hotel room with Appellant. (R. at 364.) But she was willing to drink alcohol with him because she thought it would help her forget her “problems” and “worries” – R.H. had just returned from emergency leave due to a medical emergency concerning her father and the death of her friend. (R. at 364, 373.)</w:t>
       </w:r>
     </w:p>
     <w:p>
@@ -416,7 +1809,13 @@
         <w:pStyle w:val="BodyText"/>
       </w:pPr>
       <w:r>
-        <w:t xml:space="preserve">On the weekend of 16 October 2020, Appellant brought R.H. to a secluded area in the woods near USAFA to drink alcohol he provided. (R. at 374-75.) While in the woods, R.H. became so intoxicated that Appellant encouraged her to throw up, which she did, because he was worried he would have to call another cadet for help and he would get in trouble. (R. at 380.)</w:t>
+        <w:t xml:space="preserve">On the weekend of 16 October 2020, Appellant brought R.H. to a secluded area in the woods near USAFA to drink alcohol he provided. (R. at 374</w:t>
+      </w:r>
+      <w:r>
+        <w:noBreakHyphen/>
+      </w:r>
+      <w:r>
+        <w:t xml:space="preserve">75.) While in the woods, R.H. became so intoxicated that Appellant encouraged her to throw up, which she did, because he was worried he would have to call another cadet for help and he would get in trouble. (R. at 380.)</w:t>
       </w:r>
     </w:p>
     <w:p>
@@ -449,13 +1848,48 @@
     </w:p>
     <w:p>
       <w:pPr>
-        <w:pStyle w:val="UnnumberedHeadingCentered"/>
+        <w:keepNext/>
+        <w:keepLines/>
+        <w:spacing w:before="264" w:after="216" w:line="294" w:lineRule="exact"/>
+        <w:ind w:left="0" w:firstLine="0"/>
+        <w:jc w:val="center"/>
+        <w:outlineLvl w:val="2"/>
       </w:pPr>
-      <w:bookmarkStart w:id="109" w:name="_Head109"/>
-      <w:r>
-        <w:t xml:space="preserve">Standard of Review</w:t>
-      </w:r>
-      <w:bookmarkEnd w:id="109"/>
+      <w:r>
+        <w:rPr>
+          <w:b/>
+          <w:bCs/>
+        </w:rPr>
+        <w:t xml:space="preserve">Standard</w:t>
+      </w:r>
+      <w:r>
+        <w:rPr>
+          <w:b/>
+          <w:bCs/>
+        </w:rPr>
+        <w:t xml:space="preserve"> </w:t>
+      </w:r>
+      <w:r>
+        <w:rPr>
+          <w:b/>
+          <w:bCs/>
+        </w:rPr>
+        <w:t xml:space="preserve">of</w:t>
+      </w:r>
+      <w:r>
+        <w:rPr>
+          <w:b/>
+          <w:bCs/>
+        </w:rPr>
+        <w:t xml:space="preserve"> </w:t>
+      </w:r>
+      <w:r>
+        <w:rPr>
+          <w:b/>
+          <w:bCs/>
+        </w:rPr>
+        <w:t xml:space="preserve">Review</w:t>
+      </w:r>
     </w:p>
     <w:p>
       <w:pPr>
@@ -506,13 +1940,48 @@
     </w:p>
     <w:p>
       <w:pPr>
-        <w:pStyle w:val="UnnumberedHeadingCentered"/>
+        <w:keepNext/>
+        <w:keepLines/>
+        <w:spacing w:before="264" w:after="216" w:line="294" w:lineRule="exact"/>
+        <w:ind w:left="0" w:firstLine="0"/>
+        <w:jc w:val="center"/>
+        <w:outlineLvl w:val="2"/>
       </w:pPr>
-      <w:bookmarkStart w:id="110" w:name="_Head110"/>
-      <w:r>
-        <w:t xml:space="preserve">Law &amp; Analysis</w:t>
-      </w:r>
-      <w:bookmarkEnd w:id="110"/>
+      <w:r>
+        <w:rPr>
+          <w:b/>
+          <w:bCs/>
+        </w:rPr>
+        <w:t xml:space="preserve">Law</w:t>
+      </w:r>
+      <w:r>
+        <w:rPr>
+          <w:b/>
+          <w:bCs/>
+        </w:rPr>
+        <w:t xml:space="preserve"> </w:t>
+      </w:r>
+      <w:r>
+        <w:rPr>
+          <w:b/>
+          <w:bCs/>
+        </w:rPr>
+        <w:t xml:space="preserve">&amp;</w:t>
+      </w:r>
+      <w:r>
+        <w:rPr>
+          <w:b/>
+          <w:bCs/>
+        </w:rPr>
+        <w:t xml:space="preserve"> </w:t>
+      </w:r>
+      <w:r>
+        <w:rPr>
+          <w:b/>
+          <w:bCs/>
+        </w:rPr>
+        <w:t xml:space="preserve">Analysis</w:t>
+      </w:r>
     </w:p>
     <w:p>
       <w:pPr>
@@ -535,7 +2004,13 @@
         <w:t xml:space="preserve"> </w:t>
       </w:r>
       <w:r>
-        <w:t xml:space="preserve">R.C.M. 1106A. DAFI 51-201,</w:t>
+        <w:t xml:space="preserve">R.C.M. 1106A. DAFI 51</w:t>
+      </w:r>
+      <w:r>
+        <w:noBreakHyphen/>
+      </w:r>
+      <w:r>
+        <w:t xml:space="preserve">201,</w:t>
       </w:r>
       <w:r>
         <w:t xml:space="preserve"> </w:t>
@@ -548,7 +2023,7 @@
         <w:t xml:space="preserve">Administration of Military Justice</w:t>
       </w:r>
       <w:r>
-        <w:t xml:space="preserve">, dated 24 January 2024, ¶ 20.14 reiterates that in “any case resulting in a guilty finding for an offense that involved a victim who has suffered direct physical, emotional or pecuniary harm, the SJA must ensure the victim is provided an opportunity to submit written matters for consideration by the convening authority before the convening authority considers taking action.”</w:t>
+        <w:t xml:space="preserve">, dated 24 January 2024, ¶ 20.14 reiterates that in “any case resulting in a guilty finding for an offense that involved a victim who has suffered direct physical, emotional or pecuniary harm, the SJA must ensure the victim is provided an opportunity to submit written matters for consideration by the convening authority before the convening authority considers taking action.”</w:t>
       </w:r>
       <w:r>
         <w:rPr>
@@ -559,19 +2034,117 @@
     </w:p>
     <w:p>
       <w:pPr>
-        <w:pStyle w:val="SubHeading3"/>
+        <w:keepNext/>
+        <w:keepLines/>
+        <w:spacing w:before="264" w:after="216" w:line="294" w:lineRule="exact"/>
+        <w:ind w:left="1440" w:hanging="720"/>
+        <w:outlineLvl w:val="2"/>
       </w:pPr>
       <w:r>
+        <w:rPr>
+          <w:b/>
+          <w:bCs/>
+        </w:rPr>
         <w:t xml:space="preserve">A.</w:t>
       </w:r>
       <w:r>
+        <w:rPr>
+          <w:b/>
+          <w:bCs/>
+        </w:rPr>
         <w:tab/>
       </w:r>
-      <w:bookmarkStart w:id="111" w:name="_Head111"/>
-      <w:r>
-        <w:t xml:space="preserve">R.H. was a victim under R.C.M. 1106A.</w:t>
-      </w:r>
-      <w:bookmarkEnd w:id="111"/>
+      <w:r>
+        <w:rPr>
+          <w:b/>
+          <w:bCs/>
+        </w:rPr>
+        <w:t xml:space="preserve">R.H.</w:t>
+      </w:r>
+      <w:r>
+        <w:rPr>
+          <w:b/>
+          <w:bCs/>
+        </w:rPr>
+        <w:t xml:space="preserve"> </w:t>
+      </w:r>
+      <w:r>
+        <w:rPr>
+          <w:b/>
+          <w:bCs/>
+        </w:rPr>
+        <w:t xml:space="preserve">was</w:t>
+      </w:r>
+      <w:r>
+        <w:rPr>
+          <w:b/>
+          <w:bCs/>
+        </w:rPr>
+        <w:t xml:space="preserve"> </w:t>
+      </w:r>
+      <w:r>
+        <w:rPr>
+          <w:b/>
+          <w:bCs/>
+        </w:rPr>
+        <w:t xml:space="preserve">a</w:t>
+      </w:r>
+      <w:r>
+        <w:rPr>
+          <w:b/>
+          <w:bCs/>
+        </w:rPr>
+        <w:t xml:space="preserve"> </w:t>
+      </w:r>
+      <w:r>
+        <w:rPr>
+          <w:b/>
+          <w:bCs/>
+        </w:rPr>
+        <w:t xml:space="preserve">victim</w:t>
+      </w:r>
+      <w:r>
+        <w:rPr>
+          <w:b/>
+          <w:bCs/>
+        </w:rPr>
+        <w:t xml:space="preserve"> </w:t>
+      </w:r>
+      <w:r>
+        <w:rPr>
+          <w:b/>
+          <w:bCs/>
+        </w:rPr>
+        <w:t xml:space="preserve">under</w:t>
+      </w:r>
+      <w:r>
+        <w:rPr>
+          <w:b/>
+          <w:bCs/>
+        </w:rPr>
+        <w:t xml:space="preserve"> </w:t>
+      </w:r>
+      <w:r>
+        <w:rPr>
+          <w:b/>
+          <w:bCs/>
+        </w:rPr>
+        <w:t xml:space="preserve">R.C.M.</w:t>
+      </w:r>
+      <w:r>
+        <w:rPr>
+          <w:b/>
+          <w:bCs/>
+        </w:rPr>
+        <w:t xml:space="preserve"> </w:t>
+      </w:r>
+      <w:r>
+        <w:rPr>
+          <w:b/>
+          <w:bCs/>
+        </w:rPr>
+        <w:t xml:space="preserve">1106A.</w:t>
+      </w:r>
     </w:p>
     <w:p>
       <w:pPr>
@@ -591,7 +2164,7 @@
         <w:t xml:space="preserve">United States v. Brooks</w:t>
       </w:r>
       <w:r>
-        <w:t xml:space="preserve">, this Court explained that the “UCMJ and Rules for Courts-Martial define ‘victim’ broadly.” No. ACM S32394, 2017 CCA LEXIS 190, at *13 (A.F. Ct. Crim. App. 22 Mar. 2017) (unpub. op.). In</w:t>
+        <w:t xml:space="preserve">, this Court explained that the “UCMJ and Rules for Courts-Martial define ‘victim’ broadly.” No. ACM S32394, 2017 CCA LEXIS 190, at *13 (A.F. Ct. Crim. App. 22 Mar. 2017) (unpub. op.). In</w:t>
       </w:r>
       <w:r>
         <w:t xml:space="preserve"> </w:t>
@@ -652,7 +2225,13 @@
         <w:t xml:space="preserve"> </w:t>
       </w:r>
       <w:r>
-        <w:t xml:space="preserve">at 12-13. This Court held,</w:t>
+        <w:t xml:space="preserve">at 12</w:t>
+      </w:r>
+      <w:r>
+        <w:noBreakHyphen/>
+      </w:r>
+      <w:r>
+        <w:t xml:space="preserve">13. This Court held,</w:t>
       </w:r>
     </w:p>
     <w:p>
@@ -678,7 +2257,13 @@
         <w:t xml:space="preserve"> </w:t>
       </w:r>
       <w:r>
-        <w:t xml:space="preserve">at 13-14. This Court reaffirmed this decision in</w:t>
+        <w:t xml:space="preserve">at 13</w:t>
+      </w:r>
+      <w:r>
+        <w:noBreakHyphen/>
+      </w:r>
+      <w:r>
+        <w:t xml:space="preserve">14. This Court reaffirmed this decision in</w:t>
       </w:r>
       <w:r>
         <w:t xml:space="preserve"> </w:t>
@@ -691,7 +2276,7 @@
         <w:t xml:space="preserve">United States v. Da Silva</w:t>
       </w:r>
       <w:r>
-        <w:t xml:space="preserve">, No. ACM 39599, 2020 CCA LEXIS 213, at *51 (A.F. Ct. Crim. App. 25 Jun. 2020) (unpub. op.).</w:t>
+        <w:t xml:space="preserve">, No. ACM 39599, 2020 CCA LEXIS 213, at *51 (A.F. Ct. Crim. App. 25 Jun. 2020) (unpub. op.).</w:t>
       </w:r>
     </w:p>
     <w:p>
@@ -751,19 +2336,369 @@
     </w:p>
     <w:p>
       <w:pPr>
-        <w:pStyle w:val="SubHeading3"/>
+        <w:keepNext/>
+        <w:keepLines/>
+        <w:spacing w:before="264" w:after="216" w:line="294" w:lineRule="exact"/>
+        <w:ind w:left="1440" w:hanging="720"/>
+        <w:outlineLvl w:val="2"/>
       </w:pPr>
       <w:r>
+        <w:rPr>
+          <w:b/>
+          <w:bCs/>
+        </w:rPr>
         <w:t xml:space="preserve">B.</w:t>
       </w:r>
       <w:r>
+        <w:rPr>
+          <w:b/>
+          <w:bCs/>
+        </w:rPr>
         <w:tab/>
       </w:r>
-      <w:bookmarkStart w:id="112" w:name="_Head112"/>
-      <w:r>
-        <w:t xml:space="preserve">Even if this Court determines R.H. was not a victim and the convening authority erred by considering her submission of matters, Appellant was not prejudiced.</w:t>
-      </w:r>
-      <w:bookmarkEnd w:id="112"/>
+      <w:r>
+        <w:rPr>
+          <w:b/>
+          <w:bCs/>
+        </w:rPr>
+        <w:t xml:space="preserve">Even</w:t>
+      </w:r>
+      <w:r>
+        <w:rPr>
+          <w:b/>
+          <w:bCs/>
+        </w:rPr>
+        <w:t xml:space="preserve"> </w:t>
+      </w:r>
+      <w:r>
+        <w:rPr>
+          <w:b/>
+          <w:bCs/>
+        </w:rPr>
+        <w:t xml:space="preserve">if</w:t>
+      </w:r>
+      <w:r>
+        <w:rPr>
+          <w:b/>
+          <w:bCs/>
+        </w:rPr>
+        <w:t xml:space="preserve"> </w:t>
+      </w:r>
+      <w:r>
+        <w:rPr>
+          <w:b/>
+          <w:bCs/>
+        </w:rPr>
+        <w:t xml:space="preserve">this</w:t>
+      </w:r>
+      <w:r>
+        <w:rPr>
+          <w:b/>
+          <w:bCs/>
+        </w:rPr>
+        <w:t xml:space="preserve"> </w:t>
+      </w:r>
+      <w:r>
+        <w:rPr>
+          <w:b/>
+          <w:bCs/>
+        </w:rPr>
+        <w:t xml:space="preserve">Court</w:t>
+      </w:r>
+      <w:r>
+        <w:rPr>
+          <w:b/>
+          <w:bCs/>
+        </w:rPr>
+        <w:t xml:space="preserve"> </w:t>
+      </w:r>
+      <w:r>
+        <w:rPr>
+          <w:b/>
+          <w:bCs/>
+        </w:rPr>
+        <w:t xml:space="preserve">determines</w:t>
+      </w:r>
+      <w:r>
+        <w:rPr>
+          <w:b/>
+          <w:bCs/>
+        </w:rPr>
+        <w:t xml:space="preserve"> </w:t>
+      </w:r>
+      <w:r>
+        <w:rPr>
+          <w:b/>
+          <w:bCs/>
+        </w:rPr>
+        <w:t xml:space="preserve">R.H.</w:t>
+      </w:r>
+      <w:r>
+        <w:rPr>
+          <w:b/>
+          <w:bCs/>
+        </w:rPr>
+        <w:t xml:space="preserve"> </w:t>
+      </w:r>
+      <w:r>
+        <w:rPr>
+          <w:b/>
+          <w:bCs/>
+        </w:rPr>
+        <w:t xml:space="preserve">was</w:t>
+      </w:r>
+      <w:r>
+        <w:rPr>
+          <w:b/>
+          <w:bCs/>
+        </w:rPr>
+        <w:t xml:space="preserve"> </w:t>
+      </w:r>
+      <w:r>
+        <w:rPr>
+          <w:b/>
+          <w:bCs/>
+        </w:rPr>
+        <w:t xml:space="preserve">not</w:t>
+      </w:r>
+      <w:r>
+        <w:rPr>
+          <w:b/>
+          <w:bCs/>
+        </w:rPr>
+        <w:t xml:space="preserve"> </w:t>
+      </w:r>
+      <w:r>
+        <w:rPr>
+          <w:b/>
+          <w:bCs/>
+        </w:rPr>
+        <w:t xml:space="preserve">a</w:t>
+      </w:r>
+      <w:r>
+        <w:rPr>
+          <w:b/>
+          <w:bCs/>
+        </w:rPr>
+        <w:t xml:space="preserve"> </w:t>
+      </w:r>
+      <w:r>
+        <w:rPr>
+          <w:b/>
+          <w:bCs/>
+        </w:rPr>
+        <w:t xml:space="preserve">victim</w:t>
+      </w:r>
+      <w:r>
+        <w:rPr>
+          <w:b/>
+          <w:bCs/>
+        </w:rPr>
+        <w:t xml:space="preserve"> </w:t>
+      </w:r>
+      <w:r>
+        <w:rPr>
+          <w:b/>
+          <w:bCs/>
+        </w:rPr>
+        <w:t xml:space="preserve">and</w:t>
+      </w:r>
+      <w:r>
+        <w:rPr>
+          <w:b/>
+          <w:bCs/>
+        </w:rPr>
+        <w:t xml:space="preserve"> </w:t>
+      </w:r>
+      <w:r>
+        <w:rPr>
+          <w:b/>
+          <w:bCs/>
+        </w:rPr>
+        <w:t xml:space="preserve">the</w:t>
+      </w:r>
+      <w:r>
+        <w:rPr>
+          <w:b/>
+          <w:bCs/>
+        </w:rPr>
+        <w:t xml:space="preserve"> </w:t>
+      </w:r>
+      <w:r>
+        <w:rPr>
+          <w:b/>
+          <w:bCs/>
+        </w:rPr>
+        <w:t xml:space="preserve">convening</w:t>
+      </w:r>
+      <w:r>
+        <w:rPr>
+          <w:b/>
+          <w:bCs/>
+        </w:rPr>
+        <w:t xml:space="preserve"> </w:t>
+      </w:r>
+      <w:r>
+        <w:rPr>
+          <w:b/>
+          <w:bCs/>
+        </w:rPr>
+        <w:t xml:space="preserve">authority</w:t>
+      </w:r>
+      <w:r>
+        <w:rPr>
+          <w:b/>
+          <w:bCs/>
+        </w:rPr>
+        <w:t xml:space="preserve"> </w:t>
+      </w:r>
+      <w:r>
+        <w:rPr>
+          <w:b/>
+          <w:bCs/>
+        </w:rPr>
+        <w:t xml:space="preserve">erred</w:t>
+      </w:r>
+      <w:r>
+        <w:rPr>
+          <w:b/>
+          <w:bCs/>
+        </w:rPr>
+        <w:t xml:space="preserve"> </w:t>
+      </w:r>
+      <w:r>
+        <w:rPr>
+          <w:b/>
+          <w:bCs/>
+        </w:rPr>
+        <w:t xml:space="preserve">by</w:t>
+      </w:r>
+      <w:r>
+        <w:rPr>
+          <w:b/>
+          <w:bCs/>
+        </w:rPr>
+        <w:t xml:space="preserve"> </w:t>
+      </w:r>
+      <w:r>
+        <w:rPr>
+          <w:b/>
+          <w:bCs/>
+        </w:rPr>
+        <w:t xml:space="preserve">considering</w:t>
+      </w:r>
+      <w:r>
+        <w:rPr>
+          <w:b/>
+          <w:bCs/>
+        </w:rPr>
+        <w:t xml:space="preserve"> </w:t>
+      </w:r>
+      <w:r>
+        <w:rPr>
+          <w:b/>
+          <w:bCs/>
+        </w:rPr>
+        <w:t xml:space="preserve">her</w:t>
+      </w:r>
+      <w:r>
+        <w:rPr>
+          <w:b/>
+          <w:bCs/>
+        </w:rPr>
+        <w:t xml:space="preserve"> </w:t>
+      </w:r>
+      <w:r>
+        <w:rPr>
+          <w:b/>
+          <w:bCs/>
+        </w:rPr>
+        <w:t xml:space="preserve">submission</w:t>
+      </w:r>
+      <w:r>
+        <w:rPr>
+          <w:b/>
+          <w:bCs/>
+        </w:rPr>
+        <w:t xml:space="preserve"> </w:t>
+      </w:r>
+      <w:r>
+        <w:rPr>
+          <w:b/>
+          <w:bCs/>
+        </w:rPr>
+        <w:t xml:space="preserve">of</w:t>
+      </w:r>
+      <w:r>
+        <w:rPr>
+          <w:b/>
+          <w:bCs/>
+        </w:rPr>
+        <w:t xml:space="preserve"> </w:t>
+      </w:r>
+      <w:r>
+        <w:rPr>
+          <w:b/>
+          <w:bCs/>
+        </w:rPr>
+        <w:t xml:space="preserve">matters,</w:t>
+      </w:r>
+      <w:r>
+        <w:rPr>
+          <w:b/>
+          <w:bCs/>
+        </w:rPr>
+        <w:t xml:space="preserve"> </w:t>
+      </w:r>
+      <w:r>
+        <w:rPr>
+          <w:b/>
+          <w:bCs/>
+        </w:rPr>
+        <w:t xml:space="preserve">Appellant</w:t>
+      </w:r>
+      <w:r>
+        <w:rPr>
+          <w:b/>
+          <w:bCs/>
+        </w:rPr>
+        <w:t xml:space="preserve"> </w:t>
+      </w:r>
+      <w:r>
+        <w:rPr>
+          <w:b/>
+          <w:bCs/>
+        </w:rPr>
+        <w:t xml:space="preserve">was</w:t>
+      </w:r>
+      <w:r>
+        <w:rPr>
+          <w:b/>
+          <w:bCs/>
+        </w:rPr>
+        <w:t xml:space="preserve"> </w:t>
+      </w:r>
+      <w:r>
+        <w:rPr>
+          <w:b/>
+          <w:bCs/>
+        </w:rPr>
+        <w:t xml:space="preserve">not</w:t>
+      </w:r>
+      <w:r>
+        <w:rPr>
+          <w:b/>
+          <w:bCs/>
+        </w:rPr>
+        <w:t xml:space="preserve"> </w:t>
+      </w:r>
+      <w:r>
+        <w:rPr>
+          <w:b/>
+          <w:bCs/>
+        </w:rPr>
+        <w:t xml:space="preserve">prejudiced.</w:t>
+      </w:r>
     </w:p>
     <w:p>
       <w:pPr>
@@ -796,7 +2731,13 @@
         <w:t xml:space="preserve">United States v. King</w:t>
       </w:r>
       <w:r>
-        <w:t xml:space="preserve">, No. ACM. 39927 (f rev), 2023 CCA LEXIS 383, *28-29 (A.F. Ct. Crim. App. 11 Sep. 2023) (unpub. op.). Here, unlike in</w:t>
+        <w:t xml:space="preserve">, No. ACM. 39927 (f rev), 2023 CCA LEXIS 383, *28</w:t>
+      </w:r>
+      <w:r>
+        <w:noBreakHyphen/>
+      </w:r>
+      <w:r>
+        <w:t xml:space="preserve">29 (A.F. Ct. Crim. App. 11 Sep. 2023) (unpub. op.). Here, unlike in</w:t>
       </w:r>
       <w:r>
         <w:t xml:space="preserve"> </w:t>
@@ -814,29 +2755,453 @@
     </w:p>
     <w:p>
       <w:pPr>
-        <w:pStyle w:val="PointHeading"/>
+        <w:keepNext/>
+        <w:keepLines/>
+        <w:spacing w:before="288" w:after="240" w:line="294" w:lineRule="exact"/>
+        <w:ind w:left="0" w:firstLine="0"/>
+        <w:jc w:val="center"/>
+        <w:outlineLvl w:val="1"/>
       </w:pPr>
       <w:r>
+        <w:rPr>
+          <w:b/>
+          <w:bCs/>
+        </w:rPr>
         <w:t xml:space="preserve">II.</w:t>
       </w:r>
       <w:r>
         <w:br/>
       </w:r>
-      <w:bookmarkStart w:id="113" w:name="_Head113"/>
-      <w:r>
-        <w:t xml:space="preserve">THE 18 U.S.C. § 922 FIREARMS PROHIBITION – WHICH IS CONSTITUTIONAL AS APPLIED TO APPELLANT – IS NEVERTHELESS A COLLATERAL MATTER BEYOND THE SCOPE OF THIS COURT’S JURISDICTION.</w:t>
-      </w:r>
-      <w:bookmarkEnd w:id="113"/>
+      <w:r>
+        <w:rPr>
+          <w:b/>
+          <w:bCs/>
+        </w:rPr>
+        <w:t xml:space="preserve">THE</w:t>
+      </w:r>
+      <w:r>
+        <w:rPr>
+          <w:b/>
+          <w:bCs/>
+        </w:rPr>
+        <w:t xml:space="preserve"> </w:t>
+      </w:r>
+      <w:r>
+        <w:rPr>
+          <w:b/>
+          <w:bCs/>
+        </w:rPr>
+        <w:t xml:space="preserve">18</w:t>
+      </w:r>
+      <w:r>
+        <w:rPr>
+          <w:b/>
+          <w:bCs/>
+        </w:rPr>
+        <w:t xml:space="preserve"> </w:t>
+      </w:r>
+      <w:r>
+        <w:rPr>
+          <w:b/>
+          <w:bCs/>
+        </w:rPr>
+        <w:t xml:space="preserve">U.S.C.</w:t>
+      </w:r>
+      <w:r>
+        <w:rPr>
+          <w:b/>
+          <w:bCs/>
+        </w:rPr>
+        <w:t xml:space="preserve"> </w:t>
+      </w:r>
+      <w:r>
+        <w:rPr>
+          <w:b/>
+          <w:bCs/>
+        </w:rPr>
+        <w:t xml:space="preserve">§</w:t>
+      </w:r>
+      <w:r>
+        <w:rPr>
+          <w:b/>
+          <w:bCs/>
+        </w:rPr>
+        <w:t xml:space="preserve"> </w:t>
+      </w:r>
+      <w:r>
+        <w:rPr>
+          <w:b/>
+          <w:bCs/>
+        </w:rPr>
+        <w:t xml:space="preserve">922</w:t>
+      </w:r>
+      <w:r>
+        <w:rPr>
+          <w:b/>
+          <w:bCs/>
+        </w:rPr>
+        <w:t xml:space="preserve"> </w:t>
+      </w:r>
+      <w:r>
+        <w:rPr>
+          <w:b/>
+          <w:bCs/>
+        </w:rPr>
+        <w:t xml:space="preserve">FIREARMS</w:t>
+      </w:r>
+      <w:r>
+        <w:rPr>
+          <w:b/>
+          <w:bCs/>
+        </w:rPr>
+        <w:t xml:space="preserve"> </w:t>
+      </w:r>
+      <w:r>
+        <w:rPr>
+          <w:b/>
+          <w:bCs/>
+        </w:rPr>
+        <w:t xml:space="preserve">PROHIBITION</w:t>
+      </w:r>
+      <w:r>
+        <w:rPr>
+          <w:b/>
+          <w:bCs/>
+        </w:rPr>
+        <w:t xml:space="preserve"> </w:t>
+      </w:r>
+      <w:r>
+        <w:rPr>
+          <w:b/>
+          <w:bCs/>
+        </w:rPr>
+        <w:t xml:space="preserve">–</w:t>
+      </w:r>
+      <w:r>
+        <w:rPr>
+          <w:b/>
+          <w:bCs/>
+        </w:rPr>
+        <w:t xml:space="preserve"> </w:t>
+      </w:r>
+      <w:r>
+        <w:rPr>
+          <w:b/>
+          <w:bCs/>
+        </w:rPr>
+        <w:t xml:space="preserve">WHICH</w:t>
+      </w:r>
+      <w:r>
+        <w:rPr>
+          <w:b/>
+          <w:bCs/>
+        </w:rPr>
+        <w:t xml:space="preserve"> </w:t>
+      </w:r>
+      <w:r>
+        <w:rPr>
+          <w:b/>
+          <w:bCs/>
+        </w:rPr>
+        <w:t xml:space="preserve">IS</w:t>
+      </w:r>
+      <w:r>
+        <w:rPr>
+          <w:b/>
+          <w:bCs/>
+        </w:rPr>
+        <w:t xml:space="preserve"> </w:t>
+      </w:r>
+      <w:r>
+        <w:rPr>
+          <w:b/>
+          <w:bCs/>
+        </w:rPr>
+        <w:t xml:space="preserve">CONSTITUTIONAL</w:t>
+      </w:r>
+      <w:r>
+        <w:rPr>
+          <w:b/>
+          <w:bCs/>
+        </w:rPr>
+        <w:t xml:space="preserve"> </w:t>
+      </w:r>
+      <w:r>
+        <w:rPr>
+          <w:b/>
+          <w:bCs/>
+        </w:rPr>
+        <w:t xml:space="preserve">AS</w:t>
+      </w:r>
+      <w:r>
+        <w:rPr>
+          <w:b/>
+          <w:bCs/>
+        </w:rPr>
+        <w:t xml:space="preserve"> </w:t>
+      </w:r>
+      <w:r>
+        <w:rPr>
+          <w:b/>
+          <w:bCs/>
+        </w:rPr>
+        <w:t xml:space="preserve">APPLIED</w:t>
+      </w:r>
+      <w:r>
+        <w:rPr>
+          <w:b/>
+          <w:bCs/>
+        </w:rPr>
+        <w:t xml:space="preserve"> </w:t>
+      </w:r>
+      <w:r>
+        <w:rPr>
+          <w:b/>
+          <w:bCs/>
+        </w:rPr>
+        <w:t xml:space="preserve">TO</w:t>
+      </w:r>
+      <w:r>
+        <w:rPr>
+          <w:b/>
+          <w:bCs/>
+        </w:rPr>
+        <w:t xml:space="preserve"> </w:t>
+      </w:r>
+      <w:r>
+        <w:rPr>
+          <w:b/>
+          <w:bCs/>
+        </w:rPr>
+        <w:t xml:space="preserve">APPELLANT</w:t>
+      </w:r>
+      <w:r>
+        <w:rPr>
+          <w:b/>
+          <w:bCs/>
+        </w:rPr>
+        <w:t xml:space="preserve"> </w:t>
+      </w:r>
+      <w:r>
+        <w:rPr>
+          <w:b/>
+          <w:bCs/>
+        </w:rPr>
+        <w:t xml:space="preserve">–</w:t>
+      </w:r>
+      <w:r>
+        <w:rPr>
+          <w:b/>
+          <w:bCs/>
+        </w:rPr>
+        <w:t xml:space="preserve"> </w:t>
+      </w:r>
+      <w:r>
+        <w:rPr>
+          <w:b/>
+          <w:bCs/>
+        </w:rPr>
+        <w:t xml:space="preserve">IS</w:t>
+      </w:r>
+      <w:r>
+        <w:rPr>
+          <w:b/>
+          <w:bCs/>
+        </w:rPr>
+        <w:t xml:space="preserve"> </w:t>
+      </w:r>
+      <w:r>
+        <w:rPr>
+          <w:b/>
+          <w:bCs/>
+        </w:rPr>
+        <w:t xml:space="preserve">NEVERTHELESS</w:t>
+      </w:r>
+      <w:r>
+        <w:rPr>
+          <w:b/>
+          <w:bCs/>
+        </w:rPr>
+        <w:t xml:space="preserve"> </w:t>
+      </w:r>
+      <w:r>
+        <w:rPr>
+          <w:b/>
+          <w:bCs/>
+        </w:rPr>
+        <w:t xml:space="preserve">A</w:t>
+      </w:r>
+      <w:r>
+        <w:rPr>
+          <w:b/>
+          <w:bCs/>
+        </w:rPr>
+        <w:t xml:space="preserve"> </w:t>
+      </w:r>
+      <w:r>
+        <w:rPr>
+          <w:b/>
+          <w:bCs/>
+        </w:rPr>
+        <w:t xml:space="preserve">COLLATERAL</w:t>
+      </w:r>
+      <w:r>
+        <w:rPr>
+          <w:b/>
+          <w:bCs/>
+        </w:rPr>
+        <w:t xml:space="preserve"> </w:t>
+      </w:r>
+      <w:r>
+        <w:rPr>
+          <w:b/>
+          <w:bCs/>
+        </w:rPr>
+        <w:t xml:space="preserve">MATTER</w:t>
+      </w:r>
+      <w:r>
+        <w:rPr>
+          <w:b/>
+          <w:bCs/>
+        </w:rPr>
+        <w:t xml:space="preserve"> </w:t>
+      </w:r>
+      <w:r>
+        <w:rPr>
+          <w:b/>
+          <w:bCs/>
+        </w:rPr>
+        <w:t xml:space="preserve">BEYOND</w:t>
+      </w:r>
+      <w:r>
+        <w:rPr>
+          <w:b/>
+          <w:bCs/>
+        </w:rPr>
+        <w:t xml:space="preserve"> </w:t>
+      </w:r>
+      <w:r>
+        <w:rPr>
+          <w:b/>
+          <w:bCs/>
+        </w:rPr>
+        <w:t xml:space="preserve">THE</w:t>
+      </w:r>
+      <w:r>
+        <w:rPr>
+          <w:b/>
+          <w:bCs/>
+        </w:rPr>
+        <w:t xml:space="preserve"> </w:t>
+      </w:r>
+      <w:r>
+        <w:rPr>
+          <w:b/>
+          <w:bCs/>
+        </w:rPr>
+        <w:t xml:space="preserve">SCOPE</w:t>
+      </w:r>
+      <w:r>
+        <w:rPr>
+          <w:b/>
+          <w:bCs/>
+        </w:rPr>
+        <w:t xml:space="preserve"> </w:t>
+      </w:r>
+      <w:r>
+        <w:rPr>
+          <w:b/>
+          <w:bCs/>
+        </w:rPr>
+        <w:t xml:space="preserve">OF</w:t>
+      </w:r>
+      <w:r>
+        <w:rPr>
+          <w:b/>
+          <w:bCs/>
+        </w:rPr>
+        <w:t xml:space="preserve"> </w:t>
+      </w:r>
+      <w:r>
+        <w:rPr>
+          <w:b/>
+          <w:bCs/>
+        </w:rPr>
+        <w:t xml:space="preserve">THIS</w:t>
+      </w:r>
+      <w:r>
+        <w:rPr>
+          <w:b/>
+          <w:bCs/>
+        </w:rPr>
+        <w:t xml:space="preserve"> </w:t>
+      </w:r>
+      <w:r>
+        <w:rPr>
+          <w:b/>
+          <w:bCs/>
+        </w:rPr>
+        <w:t xml:space="preserve">COURT’S</w:t>
+      </w:r>
+      <w:r>
+        <w:rPr>
+          <w:b/>
+          <w:bCs/>
+        </w:rPr>
+        <w:t xml:space="preserve"> </w:t>
+      </w:r>
+      <w:r>
+        <w:rPr>
+          <w:b/>
+          <w:bCs/>
+        </w:rPr>
+        <w:t xml:space="preserve">JURISDICTION.</w:t>
+      </w:r>
     </w:p>
     <w:p>
       <w:pPr>
-        <w:pStyle w:val="UnnumberedHeadingCentered"/>
+        <w:keepNext/>
+        <w:keepLines/>
+        <w:spacing w:before="264" w:after="216" w:line="294" w:lineRule="exact"/>
+        <w:ind w:left="0" w:firstLine="0"/>
+        <w:jc w:val="center"/>
+        <w:outlineLvl w:val="2"/>
       </w:pPr>
-      <w:bookmarkStart w:id="114" w:name="_Head114"/>
-      <w:r>
-        <w:t xml:space="preserve">Standard of Review</w:t>
-      </w:r>
-      <w:bookmarkEnd w:id="114"/>
+      <w:r>
+        <w:rPr>
+          <w:b/>
+          <w:bCs/>
+        </w:rPr>
+        <w:t xml:space="preserve">Standard</w:t>
+      </w:r>
+      <w:r>
+        <w:rPr>
+          <w:b/>
+          <w:bCs/>
+        </w:rPr>
+        <w:t xml:space="preserve"> </w:t>
+      </w:r>
+      <w:r>
+        <w:rPr>
+          <w:b/>
+          <w:bCs/>
+        </w:rPr>
+        <w:t xml:space="preserve">of</w:t>
+      </w:r>
+      <w:r>
+        <w:rPr>
+          <w:b/>
+          <w:bCs/>
+        </w:rPr>
+        <w:t xml:space="preserve"> </w:t>
+      </w:r>
+      <w:r>
+        <w:rPr>
+          <w:b/>
+          <w:bCs/>
+        </w:rPr>
+        <w:t xml:space="preserve">Review</w:t>
+      </w:r>
     </w:p>
     <w:p>
       <w:pPr>
@@ -856,18 +3221,59 @@
         <w:t xml:space="preserve">United States v. Lepore</w:t>
       </w:r>
       <w:r>
-        <w:t xml:space="preserve">, 81 M.J. 759, 760-61 (A.F. Ct. Crim. App. 2021).</w:t>
+        <w:t xml:space="preserve">, 81 M.J. 759, 760</w:t>
+      </w:r>
+      <w:r>
+        <w:noBreakHyphen/>
+      </w:r>
+      <w:r>
+        <w:t xml:space="preserve">61 (A.F. Ct. Crim. App. 2021).</w:t>
       </w:r>
     </w:p>
     <w:p>
       <w:pPr>
-        <w:pStyle w:val="UnnumberedHeadingCentered"/>
+        <w:keepNext/>
+        <w:keepLines/>
+        <w:spacing w:before="264" w:after="216" w:line="294" w:lineRule="exact"/>
+        <w:ind w:left="0" w:firstLine="0"/>
+        <w:jc w:val="center"/>
+        <w:outlineLvl w:val="2"/>
       </w:pPr>
-      <w:bookmarkStart w:id="115" w:name="_Head115"/>
-      <w:r>
-        <w:t xml:space="preserve">Law &amp; Analysis</w:t>
-      </w:r>
-      <w:bookmarkEnd w:id="115"/>
+      <w:r>
+        <w:rPr>
+          <w:b/>
+          <w:bCs/>
+        </w:rPr>
+        <w:t xml:space="preserve">Law</w:t>
+      </w:r>
+      <w:r>
+        <w:rPr>
+          <w:b/>
+          <w:bCs/>
+        </w:rPr>
+        <w:t xml:space="preserve"> </w:t>
+      </w:r>
+      <w:r>
+        <w:rPr>
+          <w:b/>
+          <w:bCs/>
+        </w:rPr>
+        <w:t xml:space="preserve">&amp;</w:t>
+      </w:r>
+      <w:r>
+        <w:rPr>
+          <w:b/>
+          <w:bCs/>
+        </w:rPr>
+        <w:t xml:space="preserve"> </w:t>
+      </w:r>
+      <w:r>
+        <w:rPr>
+          <w:b/>
+          <w:bCs/>
+        </w:rPr>
+        <w:t xml:space="preserve">Analysis</w:t>
+      </w:r>
     </w:p>
     <w:p>
       <w:pPr>
@@ -900,19 +3306,173 @@
     </w:p>
     <w:p>
       <w:pPr>
-        <w:pStyle w:val="SubHeading3"/>
+        <w:keepNext/>
+        <w:keepLines/>
+        <w:spacing w:before="264" w:after="216" w:line="294" w:lineRule="exact"/>
+        <w:ind w:left="1440" w:hanging="720"/>
+        <w:outlineLvl w:val="2"/>
       </w:pPr>
       <w:r>
+        <w:rPr>
+          <w:b/>
+          <w:bCs/>
+        </w:rPr>
         <w:t xml:space="preserve">A.</w:t>
       </w:r>
       <w:r>
+        <w:rPr>
+          <w:b/>
+          <w:bCs/>
+        </w:rPr>
         <w:tab/>
       </w:r>
-      <w:bookmarkStart w:id="116" w:name="_Head116"/>
-      <w:r>
-        <w:t xml:space="preserve">Appellant’s sentence, which included a dismissal, triggers 18 U.S.C. § 922(g)⁠(6).</w:t>
-      </w:r>
-      <w:bookmarkEnd w:id="116"/>
+      <w:r>
+        <w:rPr>
+          <w:b/>
+          <w:bCs/>
+        </w:rPr>
+        <w:t xml:space="preserve">Appellant’s</w:t>
+      </w:r>
+      <w:r>
+        <w:rPr>
+          <w:b/>
+          <w:bCs/>
+        </w:rPr>
+        <w:t xml:space="preserve"> </w:t>
+      </w:r>
+      <w:r>
+        <w:rPr>
+          <w:b/>
+          <w:bCs/>
+        </w:rPr>
+        <w:t xml:space="preserve">sentence,</w:t>
+      </w:r>
+      <w:r>
+        <w:rPr>
+          <w:b/>
+          <w:bCs/>
+        </w:rPr>
+        <w:t xml:space="preserve"> </w:t>
+      </w:r>
+      <w:r>
+        <w:rPr>
+          <w:b/>
+          <w:bCs/>
+        </w:rPr>
+        <w:t xml:space="preserve">which</w:t>
+      </w:r>
+      <w:r>
+        <w:rPr>
+          <w:b/>
+          <w:bCs/>
+        </w:rPr>
+        <w:t xml:space="preserve"> </w:t>
+      </w:r>
+      <w:r>
+        <w:rPr>
+          <w:b/>
+          <w:bCs/>
+        </w:rPr>
+        <w:t xml:space="preserve">included</w:t>
+      </w:r>
+      <w:r>
+        <w:rPr>
+          <w:b/>
+          <w:bCs/>
+        </w:rPr>
+        <w:t xml:space="preserve"> </w:t>
+      </w:r>
+      <w:r>
+        <w:rPr>
+          <w:b/>
+          <w:bCs/>
+        </w:rPr>
+        <w:t xml:space="preserve">a</w:t>
+      </w:r>
+      <w:r>
+        <w:rPr>
+          <w:b/>
+          <w:bCs/>
+        </w:rPr>
+        <w:t xml:space="preserve"> </w:t>
+      </w:r>
+      <w:r>
+        <w:rPr>
+          <w:b/>
+          <w:bCs/>
+        </w:rPr>
+        <w:t xml:space="preserve">dismissal,</w:t>
+      </w:r>
+      <w:r>
+        <w:rPr>
+          <w:b/>
+          <w:bCs/>
+        </w:rPr>
+        <w:t xml:space="preserve"> </w:t>
+      </w:r>
+      <w:r>
+        <w:rPr>
+          <w:b/>
+          <w:bCs/>
+        </w:rPr>
+        <w:t xml:space="preserve">triggers</w:t>
+      </w:r>
+      <w:r>
+        <w:rPr>
+          <w:b/>
+          <w:bCs/>
+        </w:rPr>
+        <w:t xml:space="preserve"> </w:t>
+      </w:r>
+      <w:r>
+        <w:rPr>
+          <w:b/>
+          <w:bCs/>
+        </w:rPr>
+        <w:t xml:space="preserve">18</w:t>
+      </w:r>
+      <w:r>
+        <w:rPr>
+          <w:b/>
+          <w:bCs/>
+        </w:rPr>
+        <w:t xml:space="preserve"> </w:t>
+      </w:r>
+      <w:r>
+        <w:rPr>
+          <w:b/>
+          <w:bCs/>
+        </w:rPr>
+        <w:t xml:space="preserve">U.S.C.</w:t>
+      </w:r>
+      <w:r>
+        <w:rPr>
+          <w:b/>
+          <w:bCs/>
+        </w:rPr>
+        <w:t xml:space="preserve"> </w:t>
+      </w:r>
+      <w:r>
+        <w:rPr>
+          <w:b/>
+          <w:bCs/>
+        </w:rPr>
+        <w:t xml:space="preserve">§</w:t>
+      </w:r>
+      <w:r>
+        <w:rPr>
+          <w:b/>
+          <w:bCs/>
+        </w:rPr>
+        <w:t xml:space="preserve"> </w:t>
+      </w:r>
+      <w:r>
+        <w:rPr>
+          <w:b/>
+          <w:bCs/>
+        </w:rPr>
+        <w:t xml:space="preserve">922(g)⁠(6).</w:t>
+      </w:r>
     </w:p>
     <w:p>
       <w:pPr>
@@ -983,19 +3543,271 @@
     </w:p>
     <w:p>
       <w:pPr>
-        <w:pStyle w:val="SubHeading3"/>
+        <w:keepNext/>
+        <w:keepLines/>
+        <w:spacing w:before="264" w:after="216" w:line="294" w:lineRule="exact"/>
+        <w:ind w:left="1440" w:hanging="720"/>
+        <w:outlineLvl w:val="2"/>
       </w:pPr>
       <w:r>
+        <w:rPr>
+          <w:b/>
+          <w:bCs/>
+        </w:rPr>
         <w:t xml:space="preserve">B.</w:t>
       </w:r>
       <w:r>
+        <w:rPr>
+          <w:b/>
+          <w:bCs/>
+        </w:rPr>
         <w:tab/>
       </w:r>
-      <w:bookmarkStart w:id="117" w:name="_Head117"/>
-      <w:r>
-        <w:t xml:space="preserve">The firearms prohibition is a collateral matter outside the scope of this Court’s authority under Article 66, UCMJ.</w:t>
-      </w:r>
-      <w:bookmarkEnd w:id="117"/>
+      <w:r>
+        <w:rPr>
+          <w:b/>
+          <w:bCs/>
+        </w:rPr>
+        <w:t xml:space="preserve">The</w:t>
+      </w:r>
+      <w:r>
+        <w:rPr>
+          <w:b/>
+          <w:bCs/>
+        </w:rPr>
+        <w:t xml:space="preserve"> </w:t>
+      </w:r>
+      <w:r>
+        <w:rPr>
+          <w:b/>
+          <w:bCs/>
+        </w:rPr>
+        <w:t xml:space="preserve">firearms</w:t>
+      </w:r>
+      <w:r>
+        <w:rPr>
+          <w:b/>
+          <w:bCs/>
+        </w:rPr>
+        <w:t xml:space="preserve"> </w:t>
+      </w:r>
+      <w:r>
+        <w:rPr>
+          <w:b/>
+          <w:bCs/>
+        </w:rPr>
+        <w:t xml:space="preserve">prohibition</w:t>
+      </w:r>
+      <w:r>
+        <w:rPr>
+          <w:b/>
+          <w:bCs/>
+        </w:rPr>
+        <w:t xml:space="preserve"> </w:t>
+      </w:r>
+      <w:r>
+        <w:rPr>
+          <w:b/>
+          <w:bCs/>
+        </w:rPr>
+        <w:t xml:space="preserve">is</w:t>
+      </w:r>
+      <w:r>
+        <w:rPr>
+          <w:b/>
+          <w:bCs/>
+        </w:rPr>
+        <w:t xml:space="preserve"> </w:t>
+      </w:r>
+      <w:r>
+        <w:rPr>
+          <w:b/>
+          <w:bCs/>
+        </w:rPr>
+        <w:t xml:space="preserve">a</w:t>
+      </w:r>
+      <w:r>
+        <w:rPr>
+          <w:b/>
+          <w:bCs/>
+        </w:rPr>
+        <w:t xml:space="preserve"> </w:t>
+      </w:r>
+      <w:r>
+        <w:rPr>
+          <w:b/>
+          <w:bCs/>
+        </w:rPr>
+        <w:t xml:space="preserve">collateral</w:t>
+      </w:r>
+      <w:r>
+        <w:rPr>
+          <w:b/>
+          <w:bCs/>
+        </w:rPr>
+        <w:t xml:space="preserve"> </w:t>
+      </w:r>
+      <w:r>
+        <w:rPr>
+          <w:b/>
+          <w:bCs/>
+        </w:rPr>
+        <w:t xml:space="preserve">matter</w:t>
+      </w:r>
+      <w:r>
+        <w:rPr>
+          <w:b/>
+          <w:bCs/>
+        </w:rPr>
+        <w:t xml:space="preserve"> </w:t>
+      </w:r>
+      <w:r>
+        <w:rPr>
+          <w:b/>
+          <w:bCs/>
+        </w:rPr>
+        <w:t xml:space="preserve">outside</w:t>
+      </w:r>
+      <w:r>
+        <w:rPr>
+          <w:b/>
+          <w:bCs/>
+        </w:rPr>
+        <w:t xml:space="preserve"> </w:t>
+      </w:r>
+      <w:r>
+        <w:rPr>
+          <w:b/>
+          <w:bCs/>
+        </w:rPr>
+        <w:t xml:space="preserve">the</w:t>
+      </w:r>
+      <w:r>
+        <w:rPr>
+          <w:b/>
+          <w:bCs/>
+        </w:rPr>
+        <w:t xml:space="preserve"> </w:t>
+      </w:r>
+      <w:r>
+        <w:rPr>
+          <w:b/>
+          <w:bCs/>
+        </w:rPr>
+        <w:t xml:space="preserve">scope</w:t>
+      </w:r>
+      <w:r>
+        <w:rPr>
+          <w:b/>
+          <w:bCs/>
+        </w:rPr>
+        <w:t xml:space="preserve"> </w:t>
+      </w:r>
+      <w:r>
+        <w:rPr>
+          <w:b/>
+          <w:bCs/>
+        </w:rPr>
+        <w:t xml:space="preserve">of</w:t>
+      </w:r>
+      <w:r>
+        <w:rPr>
+          <w:b/>
+          <w:bCs/>
+        </w:rPr>
+        <w:t xml:space="preserve"> </w:t>
+      </w:r>
+      <w:r>
+        <w:rPr>
+          <w:b/>
+          <w:bCs/>
+        </w:rPr>
+        <w:t xml:space="preserve">this</w:t>
+      </w:r>
+      <w:r>
+        <w:rPr>
+          <w:b/>
+          <w:bCs/>
+        </w:rPr>
+        <w:t xml:space="preserve"> </w:t>
+      </w:r>
+      <w:r>
+        <w:rPr>
+          <w:b/>
+          <w:bCs/>
+        </w:rPr>
+        <w:t xml:space="preserve">Court’s</w:t>
+      </w:r>
+      <w:r>
+        <w:rPr>
+          <w:b/>
+          <w:bCs/>
+        </w:rPr>
+        <w:t xml:space="preserve"> </w:t>
+      </w:r>
+      <w:r>
+        <w:rPr>
+          <w:b/>
+          <w:bCs/>
+        </w:rPr>
+        <w:t xml:space="preserve">authority</w:t>
+      </w:r>
+      <w:r>
+        <w:rPr>
+          <w:b/>
+          <w:bCs/>
+        </w:rPr>
+        <w:t xml:space="preserve"> </w:t>
+      </w:r>
+      <w:r>
+        <w:rPr>
+          <w:b/>
+          <w:bCs/>
+        </w:rPr>
+        <w:t xml:space="preserve">under</w:t>
+      </w:r>
+      <w:r>
+        <w:rPr>
+          <w:b/>
+          <w:bCs/>
+        </w:rPr>
+        <w:t xml:space="preserve"> </w:t>
+      </w:r>
+      <w:r>
+        <w:rPr>
+          <w:b/>
+          <w:bCs/>
+        </w:rPr>
+        <w:t xml:space="preserve">Article</w:t>
+      </w:r>
+      <w:r>
+        <w:rPr>
+          <w:b/>
+          <w:bCs/>
+        </w:rPr>
+        <w:t xml:space="preserve"> </w:t>
+      </w:r>
+      <w:r>
+        <w:rPr>
+          <w:b/>
+          <w:bCs/>
+        </w:rPr>
+        <w:t xml:space="preserve">66,</w:t>
+      </w:r>
+      <w:r>
+        <w:rPr>
+          <w:b/>
+          <w:bCs/>
+        </w:rPr>
+        <w:t xml:space="preserve"> </w:t>
+      </w:r>
+      <w:r>
+        <w:rPr>
+          <w:b/>
+          <w:bCs/>
+        </w:rPr>
+        <w:t xml:space="preserve">UCMJ.</w:t>
+      </w:r>
     </w:p>
     <w:p>
       <w:pPr>
@@ -1028,7 +3840,13 @@
         <w:t xml:space="preserve">United States v. Lepore</w:t>
       </w:r>
       <w:r>
-        <w:t xml:space="preserve">, this Court held that the firearms prohibition was a collateral matter outside the scope of this Court’s authority under Article 66, UCMJ, and that the Court therefore lacked authority to “direct correction of the 18 U.S.C. § 922 firearms prohibition” on a court-martial order. 81 M.J. at 760-63. In so holding, this Court reasoned that the firearms prohibition “relates to a reporting mechanism external to the UCMJ and Manual for Courts-Martial,” and “was not a finding or part of the sentence, nor was it subject to approval by the convening authority.”</w:t>
+        <w:t xml:space="preserve">, this Court held that the firearms prohibition was a collateral matter outside the scope of this Court’s authority under Article 66, UCMJ, and that the Court therefore lacked authority to “direct correction of the 18 U.S.C. § 922 firearms prohibition” on a court-martial order. 81 M.J. at 760</w:t>
+      </w:r>
+      <w:r>
+        <w:noBreakHyphen/>
+      </w:r>
+      <w:r>
+        <w:t xml:space="preserve">63. In so holding, this Court reasoned that the firearms prohibition “relates to a reporting mechanism external to the UCMJ and Manual for Courts-Martial,” and “was not a finding or part of the sentence, nor was it subject to approval by the convening authority.”</w:t>
       </w:r>
       <w:r>
         <w:t xml:space="preserve"> </w:t>
@@ -1073,7 +3891,7 @@
         <w:t xml:space="preserve">United States v. Vanzant</w:t>
       </w:r>
       <w:r>
-        <w:t xml:space="preserve">, this Court reiterated that “firearm prohibition remains a collateral consequence of the conviction, rather than an element of the finding or sentence, and is therefore beyond our authority to review.” ___ M.J. _____, No. ACM. 22004, slip op. at 14 (A.F. Ct. Crim. App. May 28, 2024).</w:t>
+        <w:t xml:space="preserve">, this Court reiterated that “firearm prohibition remains a collateral consequence of the conviction, rather than an element of the finding or sentence, and is therefore beyond our authority to review.” ___ M.J. _____, No. ACM. 22004, slip op. at 14 (A.F. Ct. Crim. App. May 28, 2024).</w:t>
       </w:r>
     </w:p>
     <w:p>
@@ -1097,7 +3915,13 @@
         <w:t xml:space="preserve"> </w:t>
       </w:r>
       <w:r>
-        <w:t xml:space="preserve">is both distinguishable from the instant case and no longer good law. (App. Br. at 10-11.) Citing the 2019 versions of R.C.M. 1101(a)⁠(6) and R.C.M. 1111(b)⁠(3)⁠(F) – which provide for the inclusion of “[a]ny additional information … required under the regulations prescribed by the Secretary concerned” in the statement of trial results and entry of judgment, respectively – Appellant suggests that the rules now require the firearms prohibition annotation “by incorporation.” (App. Br. at 11.) But what Appellant fails to realize is that annotation by incorporation has always been the posture, even under the 2016 rules that governed in</w:t>
+        <w:t xml:space="preserve">is both distinguishable from the instant case and no longer good law. (App. Br. at 10</w:t>
+      </w:r>
+      <w:r>
+        <w:noBreakHyphen/>
+      </w:r>
+      <w:r>
+        <w:t xml:space="preserve">11.) Citing the 2019 versions of R.C.M. 1101(a)⁠(6) and R.C.M. 1111(b)⁠(3)⁠(F) – which provide for the inclusion of “[a]ny additional information … required under the regulations prescribed by the Secretary concerned” in the statement of trial results and entry of judgment, respectively – Appellant suggests that the rules now require the firearms prohibition annotation “by incorporation.” (App. Br. at 11.) But what Appellant fails to realize is that annotation by incorporation has always been the posture, even under the 2016 rules that governed in</w:t>
       </w:r>
       <w:r>
         <w:t xml:space="preserve"> </w:t>
@@ -1126,7 +3950,13 @@
         <w:t xml:space="preserve"> </w:t>
       </w:r>
       <w:r>
-        <w:t xml:space="preserve">was published, Air Force Instruction 51-201,</w:t>
+        <w:t xml:space="preserve">was published, Air Force Instruction 51</w:t>
+      </w:r>
+      <w:r>
+        <w:noBreakHyphen/>
+      </w:r>
+      <w:r>
+        <w:t xml:space="preserve">201,</w:t>
       </w:r>
       <w:r>
         <w:t xml:space="preserve"> </w:t>
@@ -1139,7 +3969,7 @@
         <w:t xml:space="preserve">Administration of Military Justice</w:t>
       </w:r>
       <w:r>
-        <w:t xml:space="preserve">, ¶ 15.30 (18 Jan. 2019), prescribed the following requirement: “‘FIREARMS PROHIBITION - 18 U.S.C. § 922’ must be annotated in the header [of the court-martial order].”</w:t>
+        <w:t xml:space="preserve">, ¶ 15.30 (18 Jan. 2019), prescribed the following requirement: “‘FIREARMS PROHIBITION - 18 U.S.C. § 922’ must be annotated in the header [of the court-martial order].”</w:t>
       </w:r>
       <w:r>
         <w:t xml:space="preserve"> </w:t>
@@ -1202,53 +4032,175 @@
         <w:t xml:space="preserve">United States v. Lemire</w:t>
       </w:r>
       <w:r>
-        <w:t xml:space="preserve">, in which the Court of Appeals for the Armed Forces ordered the Army to delete an annotation regarding sex offender registration from a promulgating order. 82 M.J. 263 n.* (C.A.A.F. 2022) (decision without published opinion) (App. Br. at 10-11.) Relying entirely on a</w:t>
+        <w:t xml:space="preserve">, in which the Court of Appeals for the Armed Forces ordered the Army to delete an annotation regarding sex offender registration from a promulgating order. 82 M.J. 263 n.* (C.A.A.F. 2022) (decision without published opinion) (App. Br. at 10</w:t>
+      </w:r>
+      <w:r>
+        <w:noBreakHyphen/>
+      </w:r>
+      <w:r>
+        <w:t xml:space="preserve">11.) Relying entirely on a</w:t>
       </w:r>
     </w:p>
     <w:p>
       <w:pPr>
-        <w:pStyle w:val="SignatureBlockAlone"/>
+        <w:keepLines/>
+        <w:spacing w:before="240" w:after="0" w:line="294" w:lineRule="exact"/>
+        <w:ind w:left="4320" w:firstLine="0"/>
       </w:pPr>
       <w:r>
         <w:rPr>
           <w:b/>
           <w:bCs/>
         </w:rPr>
-        <w:t xml:space="preserve">MARY ELLEN PAYNE</w:t>
+        <w:t xml:space="preserve">MARY</w:t>
+      </w:r>
+      <w:r>
+        <w:rPr>
+          <w:b/>
+          <w:bCs/>
+        </w:rPr>
+        <w:t xml:space="preserve"> </w:t>
+      </w:r>
+      <w:r>
+        <w:rPr>
+          <w:b/>
+          <w:bCs/>
+        </w:rPr>
+        <w:t xml:space="preserve">ELLEN</w:t>
+      </w:r>
+      <w:r>
+        <w:rPr>
+          <w:b/>
+          <w:bCs/>
+        </w:rPr>
+        <w:t xml:space="preserve"> </w:t>
+      </w:r>
+      <w:r>
+        <w:rPr>
+          <w:b/>
+          <w:bCs/>
+        </w:rPr>
+        <w:t xml:space="preserve">PAYNE</w:t>
       </w:r>
       <w:r>
         <w:br/>
       </w:r>
       <w:r>
-        <w:t xml:space="preserve">Associate Chief</w:t>
+        <w:t xml:space="preserve">Associate</w:t>
+      </w:r>
+      <w:r>
+        <w:t xml:space="preserve"> </w:t>
+      </w:r>
+      <w:r>
+        <w:t xml:space="preserve">Chief</w:t>
       </w:r>
       <w:r>
         <w:br/>
       </w:r>
       <w:r>
-        <w:t xml:space="preserve">Government Trial and Appellate Operations Division</w:t>
+        <w:t xml:space="preserve">Government</w:t>
+      </w:r>
+      <w:r>
+        <w:t xml:space="preserve"> </w:t>
+      </w:r>
+      <w:r>
+        <w:t xml:space="preserve">Trial</w:t>
+      </w:r>
+      <w:r>
+        <w:t xml:space="preserve"> </w:t>
+      </w:r>
+      <w:r>
+        <w:t xml:space="preserve">and</w:t>
+      </w:r>
+      <w:r>
+        <w:t xml:space="preserve"> </w:t>
+      </w:r>
+      <w:r>
+        <w:t xml:space="preserve">Appellate</w:t>
+      </w:r>
+      <w:r>
+        <w:t xml:space="preserve"> </w:t>
+      </w:r>
+      <w:r>
+        <w:t xml:space="preserve">Operations</w:t>
+      </w:r>
+      <w:r>
+        <w:t xml:space="preserve"> </w:t>
+      </w:r>
+      <w:r>
+        <w:t xml:space="preserve">Division</w:t>
       </w:r>
       <w:r>
         <w:br/>
       </w:r>
       <w:r>
-        <w:t xml:space="preserve">Military Justice and Discipline Directorate</w:t>
+        <w:t xml:space="preserve">Military</w:t>
+      </w:r>
+      <w:r>
+        <w:t xml:space="preserve"> </w:t>
+      </w:r>
+      <w:r>
+        <w:t xml:space="preserve">Justice</w:t>
+      </w:r>
+      <w:r>
+        <w:t xml:space="preserve"> </w:t>
+      </w:r>
+      <w:r>
+        <w:t xml:space="preserve">and</w:t>
+      </w:r>
+      <w:r>
+        <w:t xml:space="preserve"> </w:t>
+      </w:r>
+      <w:r>
+        <w:t xml:space="preserve">Discipline</w:t>
+      </w:r>
+      <w:r>
+        <w:t xml:space="preserve"> </w:t>
+      </w:r>
+      <w:r>
+        <w:t xml:space="preserve">Directorate</w:t>
       </w:r>
       <w:r>
         <w:br/>
       </w:r>
       <w:r>
-        <w:t xml:space="preserve">United States Air Force</w:t>
+        <w:t xml:space="preserve">United</w:t>
+      </w:r>
+      <w:r>
+        <w:t xml:space="preserve"> </w:t>
+      </w:r>
+      <w:r>
+        <w:t xml:space="preserve">States</w:t>
+      </w:r>
+      <w:r>
+        <w:t xml:space="preserve"> </w:t>
+      </w:r>
+      <w:r>
+        <w:t xml:space="preserve">Air</w:t>
+      </w:r>
+      <w:r>
+        <w:t xml:space="preserve"> </w:t>
+      </w:r>
+      <w:r>
+        <w:t xml:space="preserve">Force</w:t>
       </w:r>
       <w:r>
         <w:br/>
       </w:r>
       <w:r>
-        <w:t xml:space="preserve">(240) 612-4800</w:t>
+        <w:t xml:space="preserve">(240)</w:t>
+      </w:r>
+      <w:r>
+        <w:t xml:space="preserve"> </w:t>
+      </w:r>
+      <w:r>
+        <w:t xml:space="preserve">612</w:t>
+        <w:noBreakHyphen/>
+        <w:t xml:space="preserve">4800</w:t>
       </w:r>
     </w:p>
     <w:sectPr>
-      <w:footerReference w:type="default" r:id="rIdAfccaFooter"/>
+      <w:footerReference w:type="default" r:id="rIdFtrPage"/>
       <w:pgSz w:w="12240" w:h="15840"/>
       <w:pgMar w:top="1440" w:right="1440" w:bottom="1440" w:left="1440" w:header="720" w:footer="720" w:gutter="0"/>
       <w:pgNumType w:fmt="decimal" w:start="1"/>
@@ -1266,8 +4218,6 @@
   <w:p>
     <w:pPr>
       <w:jc w:val="center"/>
-      <w:spacing w:after="0" w:line="240" w:lineRule="auto"/>
-      <w:ind w:firstLine="0"/>
     </w:pPr>
     <w:r>
       <w:fldChar w:fldCharType="begin"/>
@@ -1338,7 +4288,13 @@
         <w:t xml:space="preserve"> </w:t>
       </w:r>
       <w:r>
-        <w:t xml:space="preserve">A previous version of DAFI 51-201,</w:t>
+        <w:t xml:space="preserve">A previous version of DAFI 51</w:t>
+      </w:r>
+      <w:r>
+        <w:noBreakHyphen/>
+      </w:r>
+      <w:r>
+        <w:t xml:space="preserve">201,</w:t>
       </w:r>
       <w:r>
         <w:t xml:space="preserve"> </w:t>
@@ -1375,6 +4331,72 @@
     </w:p>
   </w:footnote>
 </w:footnotes>
+</file>
+
+<file path=word/ftr-add.xml><?xml version="1.0" encoding="utf-8"?>
+<w:ftr xmlns:w="http://schemas.openxmlformats.org/wordprocessingml/2006/main" xmlns:r="http://schemas.openxmlformats.org/officeDocument/2006/relationships">
+  <w:p>
+    <w:pPr>
+      <w:spacing w:before="0" w:after="0"/>
+      <w:jc w:val="center"/>
+    </w:pPr>
+    <w:r>
+      <w:t>Add-</w:t>
+    </w:r>
+    <w:r>
+      <w:fldChar w:fldCharType="begin"/>
+    </w:r>
+    <w:r>
+      <w:instrText xml:space="preserve"> PAGE </w:instrText>
+    </w:r>
+    <w:r>
+      <w:fldChar w:fldCharType="separate"/>
+    </w:r>
+    <w:r>
+      <w:t>1</w:t>
+    </w:r>
+    <w:r>
+      <w:fldChar w:fldCharType="end"/>
+    </w:r>
+  </w:p>
+</w:ftr>
+</file>
+
+<file path=word/ftr-none.xml><?xml version="1.0" encoding="utf-8"?>
+<w:ftr xmlns:w="http://schemas.openxmlformats.org/wordprocessingml/2006/main" xmlns:r="http://schemas.openxmlformats.org/officeDocument/2006/relationships">
+  <w:p>
+    <w:pPr>
+      <w:spacing w:before="0" w:after="0"/>
+      <w:jc w:val="center"/>
+    </w:pPr>
+  </w:p>
+</w:ftr>
+</file>
+
+<file path=word/ftr-page.xml><?xml version="1.0" encoding="utf-8"?>
+<w:ftr xmlns:w="http://schemas.openxmlformats.org/wordprocessingml/2006/main" xmlns:r="http://schemas.openxmlformats.org/officeDocument/2006/relationships">
+  <w:p>
+    <w:pPr>
+      <w:spacing w:before="0" w:after="0"/>
+      <w:jc w:val="center"/>
+    </w:pPr>
+    <w:r>
+      <w:fldChar w:fldCharType="begin"/>
+    </w:r>
+    <w:r>
+      <w:instrText xml:space="preserve"> PAGE </w:instrText>
+    </w:r>
+    <w:r>
+      <w:fldChar w:fldCharType="separate"/>
+    </w:r>
+    <w:r>
+      <w:t>1</w:t>
+    </w:r>
+    <w:r>
+      <w:fldChar w:fldCharType="end"/>
+    </w:r>
+  </w:p>
+</w:ftr>
 </file>
 
 <file path=word/numbering.xml><?xml version="1.0" encoding="utf-8"?>
@@ -1466,20 +4488,48 @@
   <w:docDefaults>
     <w:rPrDefault>
       <w:rPr>
-        <w:rFonts w:ascii="EB Garamond" w:hAnsi="EB Garamond" w:eastAsia="EB Garamond" w:cs="EB Garamond"/>
+        <w:rFonts w:ascii="Times New Roman" w:hAnsi="Times New Roman" w:eastAsia="Times New Roman" w:cs="Times New Roman"/>
         <w:sz w:val="24"/>
         <w:szCs w:val="24"/>
-        <w:lang w:val="en-US" w:eastAsia="en-US" w:bidi="ar-SA"/>
+        <w:lang w:val="en-US" w:eastAsia="zh-CN" w:bidi="ar-SA"/>
       </w:rPr>
     </w:rPrDefault>
     <w:pPrDefault>
       <w:pPr>
         <w:widowControl/>
-        <w:spacing w:after="0" w:line="240" w:lineRule="auto"/>
+        <w:spacing w:after="0"/>
       </w:pPr>
     </w:pPrDefault>
   </w:docDefaults>
   <w:latentStyles w:defLockedState="0" w:defUIPriority="0" w:defSemiHidden="0" w:defUnhideWhenUsed="0" w:defQFormat="0" w:count="276"/>
+  <w:style w:type="paragraph" w:default="1" w:styleId="Normal">
+    <w:name w:val="Normal"/>
+    <w:qFormat/>
+  </w:style>
+  <w:style w:type="paragraph" w:styleId="BodyText">
+    <w:name w:val="Body Text"/>
+    <w:basedOn w:val="Normal"/>
+    <w:link w:val="BodyTextChar"/>
+    <w:qFormat/>
+    <w:pPr>
+      <w:spacing w:before="0" w:after="0" w:line="492" w:lineRule="exact"/>
+      <w:ind w:firstLine="720"/>
+    </w:pPr>
+  </w:style>
+  <w:style w:type="paragraph" w:customStyle="1" w:styleId="FirstParagraph">
+    <w:name w:val="First Paragraph"/>
+    <w:basedOn w:val="BodyText"/>
+    <w:next w:val="BodyText"/>
+    <w:qFormat/>
+  </w:style>
+  <w:style w:type="paragraph" w:customStyle="1" w:styleId="Compact">
+    <w:name w:val="Compact"/>
+    <w:basedOn w:val="BodyText"/>
+    <w:qFormat/>
+    <w:pPr>
+      <w:spacing w:before="36" w:after="36"/>
+    </w:pPr>
+  </w:style>
   <w:style w:type="paragraph" w:styleId="Title">
     <w:name w:val="Title"/>
     <w:basedOn w:val="Normal"/>
@@ -1612,6 +4662,138 @@
     <w:qFormat/>
     <w:pPr/>
     <w:rPr/>
+  </w:style>
+  <w:style w:type="paragraph" w:styleId="Heading1">
+    <w:name w:val="heading 1"/>
+    <w:basedOn w:val="Normal"/>
+    <w:next w:val="BodyText"/>
+    <w:link w:val="Heading1Char"/>
+    <w:uiPriority w:val="9"/>
+    <w:qFormat/>
+    <w:rsid w:val="00A10FD9"/>
+    <w:pPr>
+      <w:keepNext/>
+      <w:keepLines/>
+      <w:spacing w:before="240" w:after="120" w:line="294" w:lineRule="exact"/>
+      <w:ind w:firstLine="0"/>
+      <w:jc w:val="center"/>
+      <w:outlineLvl w:val="0"/>
+    </w:pPr>
+    <w:rPr>
+      <w:rFonts w:ascii="Times New Roman" w:hAnsi="Times New Roman" w:eastAsia="Times New Roman" w:cs="Times New Roman"/>
+      <w:b/>
+      <w:bCs/>
+      <w:caps/>
+      <w:color w:val="000000"/>
+      <w:sz w:val="24"/>
+      <w:szCs w:val="24"/>
+    </w:rPr>
+  </w:style>
+  <w:style w:type="paragraph" w:styleId="Heading2">
+    <w:name w:val="heading 2"/>
+    <w:basedOn w:val="Normal"/>
+    <w:next w:val="BodyText"/>
+    <w:link w:val="Heading2Char"/>
+    <w:uiPriority w:val="9"/>
+    <w:semiHidden/>
+    <w:unhideWhenUsed/>
+    <w:qFormat/>
+    <w:rsid w:val="00A10FD9"/>
+    <w:pPr>
+      <w:keepNext/>
+      <w:keepLines/>
+      <w:spacing w:before="240" w:after="120" w:line="294" w:lineRule="exact"/>
+      <w:ind w:firstLine="0"/>
+      <w:outlineLvl w:val="1"/>
+    </w:pPr>
+    <w:rPr>
+      <w:rFonts w:ascii="Times New Roman" w:hAnsi="Times New Roman" w:eastAsia="Times New Roman" w:cs="Times New Roman"/>
+      <w:b/>
+      <w:bCs/>
+      <w:color w:val="000000"/>
+      <w:sz w:val="24"/>
+      <w:szCs w:val="24"/>
+    </w:rPr>
+  </w:style>
+  <w:style w:type="paragraph" w:styleId="Heading3">
+    <w:name w:val="heading 3"/>
+    <w:basedOn w:val="Normal"/>
+    <w:next w:val="BodyText"/>
+    <w:link w:val="Heading3Char"/>
+    <w:uiPriority w:val="9"/>
+    <w:semiHidden/>
+    <w:unhideWhenUsed/>
+    <w:qFormat/>
+    <w:rsid w:val="00A10FD9"/>
+    <w:pPr>
+      <w:keepNext/>
+      <w:keepLines/>
+      <w:spacing w:before="240" w:after="120" w:line="294" w:lineRule="exact"/>
+      <w:ind w:firstLine="0"/>
+      <w:outlineLvl w:val="2"/>
+    </w:pPr>
+    <w:rPr>
+      <w:rFonts w:ascii="Times New Roman" w:hAnsi="Times New Roman" w:eastAsia="Times New Roman" w:cs="Times New Roman"/>
+      <w:b/>
+      <w:bCs/>
+      <w:color w:val="000000"/>
+      <w:sz w:val="24"/>
+      <w:szCs w:val="24"/>
+    </w:rPr>
+  </w:style>
+  <w:style w:type="paragraph" w:styleId="Heading4">
+    <w:name w:val="heading 4"/>
+    <w:basedOn w:val="Normal"/>
+    <w:next w:val="BodyText"/>
+    <w:link w:val="Heading4Char"/>
+    <w:uiPriority w:val="9"/>
+    <w:semiHidden/>
+    <w:unhideWhenUsed/>
+    <w:qFormat/>
+    <w:rsid w:val="00A10FD9"/>
+    <w:pPr>
+      <w:keepNext/>
+      <w:keepLines/>
+      <w:spacing w:before="240" w:after="120" w:line="294" w:lineRule="exact"/>
+      <w:ind w:firstLine="0"/>
+      <w:outlineLvl w:val="3"/>
+    </w:pPr>
+    <w:rPr>
+      <w:rFonts w:ascii="Times New Roman" w:hAnsi="Times New Roman" w:eastAsia="Times New Roman" w:cs="Times New Roman"/>
+      <w:b/>
+      <w:bCs/>
+      <w:i/>
+      <w:color w:val="000000"/>
+      <w:sz w:val="24"/>
+      <w:szCs w:val="24"/>
+    </w:rPr>
+  </w:style>
+  <w:style w:type="paragraph" w:styleId="Heading5">
+    <w:name w:val="heading 5"/>
+    <w:basedOn w:val="Normal"/>
+    <w:next w:val="BodyText"/>
+    <w:link w:val="Heading5Char"/>
+    <w:uiPriority w:val="9"/>
+    <w:semiHidden/>
+    <w:unhideWhenUsed/>
+    <w:qFormat/>
+    <w:rsid w:val="00A10FD9"/>
+    <w:pPr>
+      <w:keepNext/>
+      <w:keepLines/>
+      <w:spacing w:before="240" w:after="120" w:line="294" w:lineRule="exact"/>
+      <w:ind w:firstLine="0"/>
+      <w:outlineLvl w:val="4"/>
+    </w:pPr>
+    <w:rPr>
+      <w:rFonts w:ascii="Times New Roman" w:hAnsi="Times New Roman" w:eastAsia="Times New Roman" w:cs="Times New Roman"/>
+      <w:b/>
+      <w:bCs/>
+      <w:i/>
+      <w:color w:val="000000"/>
+      <w:sz w:val="24"/>
+      <w:szCs w:val="24"/>
+    </w:rPr>
   </w:style>
   <w:style w:type="paragraph" w:styleId="Heading6">
     <w:name w:val="heading 6"/>
@@ -1820,6 +5002,43 @@
       <w:color w:val="272727" w:themeColor="text1" w:themeTint="D8"/>
     </w:rPr>
   </w:style>
+  <w:style w:type="paragraph" w:customStyle="1" w:styleId="ListItem">
+    <w:name w:val="List Item"/>
+    <w:basedOn w:val="BodyText"/>
+    <w:qFormat/>
+    <w:pPr>
+      <w:spacing w:before="0" w:after="0" w:line="492" w:lineRule="exact"/>
+      <w:ind w:left="720" w:hanging="720"/>
+    </w:pPr>
+  </w:style>
+  <w:style w:type="paragraph" w:styleId="BlockText">
+    <w:name w:val="Block Text"/>
+    <w:basedOn w:val="BodyText"/>
+    <w:next w:val="BodyText"/>
+    <w:uiPriority w:val="9"/>
+    <w:unhideWhenUsed/>
+    <w:qFormat/>
+    <w:pPr>
+      <w:spacing w:before="240" w:after="240" w:line="294" w:lineRule="exact"/>
+      <w:ind w:firstLine="0" w:left="720" w:right="720"/>
+    </w:pPr>
+  </w:style>
+  <w:style w:type="paragraph" w:styleId="FootnoteText">
+    <w:name w:val="Footnote Text"/>
+    <w:basedOn w:val="Normal"/>
+    <w:next w:val="FootnoteText"/>
+    <w:uiPriority w:val="9"/>
+    <w:unhideWhenUsed/>
+    <w:qFormat/>
+    <w:pPr>
+      <w:keepLines/>
+      <w:spacing w:before="0" w:after="120" w:line="294" w:lineRule="exact"/>
+    </w:pPr>
+    <w:rPr>
+      <w:sz w:val="24"/>
+      <w:szCs w:val="24"/>
+    </w:rPr>
+  </w:style>
   <w:style w:type="paragraph" w:styleId="FootnoteBlockText">
     <w:name w:val="Footnote Block Text"/>
     <w:basedOn w:val="FootnoteText"/>
@@ -1828,14 +5047,36 @@
     <w:unhideWhenUsed/>
     <w:qFormat/>
     <w:pPr>
-      <w:spacing w:before="100" w:after="100"/>
-      <w:ind w:firstLine="0" w:left="480" w:right="480"/>
+      <w:spacing w:before="240" w:after="240"/>
+      <w:ind w:firstLine="0" w:left="720" w:right="720"/>
     </w:pPr>
   </w:style>
   <w:style w:type="character" w:default="1" w:styleId="DefaultParagraphFont">
     <w:name w:val="Default Paragraph Font"/>
     <w:semiHidden/>
     <w:unhideWhenUsed/>
+  </w:style>
+  <w:style w:type="table" w:default="1" w:styleId="Table">
+    <w:name w:val="Table"/>
+    <w:basedOn w:val="TableNormal"/>
+    <w:qFormat/>
+    <w:tblPr>
+      <w:tblInd w:w="0" w:type="dxa"/>
+      <w:tblCellMar>
+        <w:top w:w="0" w:type="dxa"/>
+        <w:left w:w="108" w:type="dxa"/>
+        <w:bottom w:w="0" w:type="dxa"/>
+        <w:right w:w="108" w:type="dxa"/>
+      </w:tblCellMar>
+    </w:tblPr>
+    <w:tblStylePr w:type="firstRow">
+      <w:tcPr>
+        <w:tcBorders>
+          <w:bottom w:val="single"/>
+        </w:tcBorders>
+        <w:vAlign w:val="bottom"/>
+      </w:tcPr>
+    </w:tblStylePr>
   </w:style>
   <w:style w:type="paragraph" w:customStyle="1" w:styleId="DefinitionTerm">
     <w:name w:val="Definition Term"/>
@@ -1915,7 +5156,7 @@
     <w:name w:val="Hyperlink"/>
     <w:basedOn w:val="BodyTextChar"/>
     <w:rPr>
-      <w:color w:val="4F81BD" w:themeColor="accent1"/>
+      <w:color w:val="000000"/>
     </w:rPr>
   </w:style>
   <w:style w:type="paragraph" w:styleId="TOCHeading">
@@ -1935,586 +5176,6 @@
       <w:bCs w:val="0"/>
       <w:color w:val="365F91" w:themeColor="accent1" w:themeShade="BF"/>
     </w:rPr>
-  </w:style>
-  <w:style w:type="table" w:styleId="Table">
-    <w:name w:val="Table"/>
-    <w:uiPriority w:val="59"/>
-    <w:pPr>
-      <w:spacing w:after="0" w:line="240" w:lineRule="auto"/>
-    </w:pPr>
-    <w:tblPr>
-      <w:tblBorders>
-        <w:top w:val="nil"/>
-        <w:left w:val="nil"/>
-        <w:bottom w:val="nil"/>
-        <w:right w:val="nil"/>
-        <w:insideH w:val="nil"/>
-        <w:insideV w:val="nil"/>
-      </w:tblBorders>
-      <w:tblCellMar>
-        <w:left w:w="0" w:type="dxa"/>
-        <w:right w:w="0" w:type="dxa"/>
-      </w:tblCellMar>
-    </w:tblPr>
-  </w:style>
-  <w:style w:type="paragraph" w:default="1" w:styleId="Normal">
-    <w:name w:val="Normal"/>
-    <w:qFormat/>
-    <w:pPr>
-      <w:spacing w:before="0" w:after="0" w:line="240" w:lineRule="auto"/>
-      <w:jc w:val="left"/>
-    </w:pPr>
-    <w:rPr>
-      <w:rFonts w:ascii="EB Garamond" w:hAnsi="EB Garamond" w:eastAsia="EB Garamond" w:cs="EB Garamond"/>
-      <w:sz w:val="24"/>
-      <w:szCs w:val="24"/>
-    </w:rPr>
-  </w:style>
-  <w:style w:type="paragraph" w:styleId="BodyText">
-    <w:name w:val="Body Text"/>
-    <w:basedOn w:val="Normal"/>
-    <w:qFormat/>
-    <w:pPr>
-      <w:spacing w:before="0" w:after="0" w:line="540" w:lineRule="exact"/>
-      <w:ind w:firstLine="720"/>
-      <w:jc w:val="left"/>
-    </w:pPr>
-    <w:rPr/>
-  </w:style>
-  <w:style w:type="paragraph" w:styleId="FirstParagraph">
-    <w:name w:val="First Paragraph"/>
-    <w:basedOn w:val="Normal"/>
-    <w:qFormat/>
-    <w:pPr>
-      <w:spacing w:before="0" w:after="0" w:line="540" w:lineRule="exact"/>
-      <w:ind w:firstLine="720"/>
-      <w:jc w:val="left"/>
-    </w:pPr>
-    <w:rPr/>
-  </w:style>
-  <w:style w:type="paragraph" w:styleId="Compact">
-    <w:name w:val="Compact"/>
-    <w:basedOn w:val="Normal"/>
-    <w:qFormat/>
-    <w:pPr>
-      <w:spacing w:before="0" w:after="0" w:line="540" w:lineRule="exact"/>
-      <w:ind w:firstLine="720"/>
-    </w:pPr>
-    <w:rPr/>
-  </w:style>
-  <w:style w:type="paragraph" w:styleId="BlockText">
-    <w:name w:val="Block Text"/>
-    <w:basedOn w:val="Normal"/>
-    <w:qFormat/>
-    <w:pPr>
-      <w:spacing w:before="240" w:after="240" w:line="342" w:lineRule="exact"/>
-      <w:ind w:left="720" w:right="720" w:firstLine="0"/>
-      <w:jc w:val="left"/>
-    </w:pPr>
-    <w:rPr/>
-  </w:style>
-  <w:style w:type="paragraph" w:styleId="FootnoteText">
-    <w:name w:val="Footnote Text"/>
-    <w:basedOn w:val="Normal"/>
-    <w:qFormat/>
-    <w:pPr>
-      <w:spacing w:before="0" w:after="120" w:line="342" w:lineRule="exact"/>
-      <w:ind w:firstLine="0"/>
-    </w:pPr>
-    <w:rPr>
-      <w:sz w:val="24"/>
-      <w:szCs w:val="24"/>
-    </w:rPr>
-  </w:style>
-  <w:style w:type="paragraph" w:customStyle="1" w:styleId="Centered">
-    <w:name w:val="Centered"/>
-    <w:basedOn w:val="Normal"/>
-    <w:qFormat/>
-    <w:pPr>
-      <w:spacing w:before="0" w:after="0" w:line="342" w:lineRule="exact"/>
-      <w:ind w:firstLine="0"/>
-      <w:jc w:val="center"/>
-    </w:pPr>
-    <w:rPr/>
-  </w:style>
-  <w:style w:type="paragraph" w:customStyle="1" w:styleId="SectionHeading">
-    <w:name w:val="Section Heading"/>
-    <w:basedOn w:val="Normal"/>
-    <w:qFormat/>
-    <w:pPr>
-      <w:keepNext/>
-      <w:keepLines/>
-      <w:spacing w:before="336" w:after="240" w:line="342" w:lineRule="exact"/>
-      <w:ind w:firstLine="0"/>
-      <w:jc w:val="center"/>
-      <w:outlineLvl w:val="0"/>
-    </w:pPr>
-    <w:rPr>
-      <w:b/>
-      <w:bCs/>
-    </w:rPr>
-  </w:style>
-  <w:style w:type="paragraph" w:customStyle="1" w:styleId="SectionHeadingBreak">
-    <w:name w:val="Section Heading Break"/>
-    <w:basedOn w:val="Normal"/>
-    <w:qFormat/>
-    <w:pPr>
-      <w:keepNext/>
-      <w:keepLines/>
-      <w:pageBreakBefore/>
-      <w:spacing w:before="0" w:after="240" w:line="342" w:lineRule="exact"/>
-      <w:ind w:firstLine="0"/>
-      <w:jc w:val="center"/>
-      <w:outlineLvl w:val="0"/>
-    </w:pPr>
-    <w:rPr>
-      <w:b/>
-      <w:bCs/>
-    </w:rPr>
-  </w:style>
-  <w:style w:type="paragraph" w:customStyle="1" w:styleId="PointHeading">
-    <w:name w:val="Point Heading"/>
-    <w:basedOn w:val="Normal"/>
-    <w:qFormat/>
-    <w:pPr>
-      <w:keepNext/>
-      <w:keepLines/>
-      <w:spacing w:before="288" w:after="240" w:line="342" w:lineRule="exact"/>
-      <w:ind w:firstLine="0"/>
-      <w:jc w:val="center"/>
-      <w:outlineLvl w:val="1"/>
-    </w:pPr>
-    <w:rPr>
-      <w:b/>
-      <w:bCs/>
-    </w:rPr>
-  </w:style>
-  <w:style w:type="paragraph" w:customStyle="1" w:styleId="PointHeadingChained">
-    <w:name w:val="Point Heading Chained"/>
-    <w:basedOn w:val="Normal"/>
-    <w:qFormat/>
-    <w:pPr>
-      <w:keepLines/>
-      <w:spacing w:before="288" w:after="240" w:line="342" w:lineRule="exact"/>
-      <w:ind w:firstLine="0"/>
-      <w:jc w:val="center"/>
-      <w:outlineLvl w:val="1"/>
-    </w:pPr>
-    <w:rPr>
-      <w:b/>
-      <w:bCs/>
-    </w:rPr>
-  </w:style>
-  <w:style w:type="paragraph" w:customStyle="1" w:styleId="UnnumberedHeadingCentered">
-    <w:name w:val="Unnumbered Heading Centered"/>
-    <w:basedOn w:val="Normal"/>
-    <w:qFormat/>
-    <w:pPr>
-      <w:keepNext/>
-      <w:keepLines/>
-      <w:spacing w:before="264" w:after="216" w:line="342" w:lineRule="exact"/>
-      <w:ind w:firstLine="0"/>
-      <w:jc w:val="center"/>
-      <w:outlineLvl w:val="1"/>
-    </w:pPr>
-    <w:rPr>
-      <w:b/>
-      <w:bCs/>
-    </w:rPr>
-  </w:style>
-  <w:style w:type="paragraph" w:customStyle="1" w:styleId="UnnumberedHeadingLeft">
-    <w:name w:val="Unnumbered Heading Left"/>
-    <w:basedOn w:val="Normal"/>
-    <w:qFormat/>
-    <w:pPr>
-      <w:keepNext/>
-      <w:keepLines/>
-      <w:spacing w:before="264" w:after="216" w:line="342" w:lineRule="exact"/>
-      <w:ind w:firstLine="0"/>
-      <w:jc w:val="left"/>
-      <w:outlineLvl w:val="2"/>
-    </w:pPr>
-    <w:rPr>
-      <w:b/>
-      <w:bCs/>
-    </w:rPr>
-  </w:style>
-  <w:style w:type="paragraph" w:customStyle="1" w:styleId="SubHeading3">
-    <w:name w:val="Sub Heading 3"/>
-    <w:basedOn w:val="Normal"/>
-    <w:qFormat/>
-    <w:pPr>
-      <w:keepNext/>
-      <w:keepLines/>
-      <w:spacing w:before="264" w:after="216" w:line="342" w:lineRule="exact"/>
-      <w:ind w:left="1440" w:hanging="720"/>
-      <w:jc w:val="left"/>
-      <w:outlineLvl w:val="2"/>
-    </w:pPr>
-    <w:rPr>
-      <w:b/>
-      <w:bCs/>
-    </w:rPr>
-  </w:style>
-  <w:style w:type="paragraph" w:customStyle="1" w:styleId="SubHeading4">
-    <w:name w:val="Sub Heading 4"/>
-    <w:basedOn w:val="Normal"/>
-    <w:qFormat/>
-    <w:pPr>
-      <w:keepNext/>
-      <w:keepLines/>
-      <w:spacing w:before="264" w:after="216" w:line="342" w:lineRule="exact"/>
-      <w:ind w:left="2160" w:hanging="720"/>
-      <w:jc w:val="left"/>
-      <w:outlineLvl w:val="3"/>
-    </w:pPr>
-    <w:rPr>
-      <w:b/>
-      <w:bCs/>
-    </w:rPr>
-  </w:style>
-  <w:style w:type="paragraph" w:customStyle="1" w:styleId="SubHeading5">
-    <w:name w:val="Sub Heading 5"/>
-    <w:basedOn w:val="Normal"/>
-    <w:qFormat/>
-    <w:pPr>
-      <w:keepNext/>
-      <w:keepLines/>
-      <w:spacing w:before="264" w:after="216" w:line="342" w:lineRule="exact"/>
-      <w:ind w:left="2880" w:hanging="720"/>
-      <w:jc w:val="left"/>
-      <w:outlineLvl w:val="4"/>
-    </w:pPr>
-    <w:rPr>
-      <w:b/>
-      <w:bCs/>
-    </w:rPr>
-  </w:style>
-  <w:style w:type="paragraph" w:customStyle="1" w:styleId="CaptionLine">
-    <w:name w:val="Caption Line"/>
-    <w:basedOn w:val="Normal"/>
-    <w:qFormat/>
-    <w:pPr>
-      <w:spacing w:before="0" w:after="72" w:line="342" w:lineRule="exact"/>
-      <w:ind w:firstLine="0"/>
-      <w:jc w:val="left"/>
-    </w:pPr>
-    <w:rPr/>
-  </w:style>
-  <w:style w:type="paragraph" w:customStyle="1" w:styleId="CaptionVersus">
-    <w:name w:val="Caption Versus"/>
-    <w:basedOn w:val="Normal"/>
-    <w:qFormat/>
-    <w:pPr>
-      <w:spacing w:before="0" w:after="72" w:line="342" w:lineRule="exact"/>
-      <w:ind w:left="1296" w:firstLine="0"/>
-      <w:jc w:val="left"/>
-    </w:pPr>
-    <w:rPr/>
-  </w:style>
-  <w:style w:type="paragraph" w:customStyle="1" w:styleId="CaptionDesignation">
-    <w:name w:val="Caption Designation"/>
-    <w:basedOn w:val="Normal"/>
-    <w:qFormat/>
-    <w:pPr>
-      <w:spacing w:before="0" w:after="72" w:line="342" w:lineRule="exact"/>
-      <w:ind w:left="2304" w:firstLine="0"/>
-      <w:jc w:val="left"/>
-    </w:pPr>
-    <w:rPr/>
-  </w:style>
-  <w:style w:type="paragraph" w:customStyle="1" w:styleId="CaptionTitle">
-    <w:name w:val="Caption Title"/>
-    <w:basedOn w:val="Normal"/>
-    <w:qFormat/>
-    <w:pPr>
-      <w:spacing w:before="0" w:after="72" w:line="342" w:lineRule="exact"/>
-      <w:ind w:firstLine="0"/>
-      <w:jc w:val="left"/>
-    </w:pPr>
-    <w:rPr>
-      <w:b/>
-      <w:bCs/>
-    </w:rPr>
-  </w:style>
-  <w:style w:type="paragraph" w:customStyle="1" w:styleId="CourtLine">
-    <w:name w:val="Court Line"/>
-    <w:basedOn w:val="Normal"/>
-    <w:qFormat/>
-    <w:pPr>
-      <w:spacing w:before="0" w:after="384" w:line="342" w:lineRule="exact"/>
-      <w:keepNext/>
-      <w:ind w:firstLine="0"/>
-      <w:jc w:val="center"/>
-    </w:pPr>
-    <w:rPr>
-      <w:b/>
-      <w:bCs/>
-    </w:rPr>
-  </w:style>
-  <w:style w:type="paragraph" w:customStyle="1" w:styleId="Spacer">
-    <w:name w:val="Spacer"/>
-    <w:basedOn w:val="Normal"/>
-    <w:qFormat/>
-    <w:pPr>
-      <w:spacing w:before="0" w:after="0" w:line="384" w:lineRule="exact"/>
-      <w:ind w:firstLine="0"/>
-    </w:pPr>
-    <w:rPr>
-      <w:sz w:val="2"/>
-    </w:rPr>
-  </w:style>
-  <w:style w:type="paragraph" w:customStyle="1" w:styleId="Honorable">
-    <w:name w:val="Honorable"/>
-    <w:basedOn w:val="Normal"/>
-    <w:qFormat/>
-    <w:pPr>
-      <w:spacing w:before="384" w:after="240" w:line="342" w:lineRule="exact"/>
-      <w:keepNext/>
-      <w:ind w:firstLine="0"/>
-      <w:jc w:val="center"/>
-    </w:pPr>
-    <w:rPr>
-      <w:b/>
-      <w:bCs/>
-    </w:rPr>
-  </w:style>
-  <w:style w:type="paragraph" w:customStyle="1" w:styleId="HonorableTop">
-    <w:name w:val="Honorable Top"/>
-    <w:basedOn w:val="Normal"/>
-    <w:qFormat/>
-    <w:pPr>
-      <w:spacing w:before="0" w:after="240" w:line="342" w:lineRule="exact"/>
-      <w:keepNext/>
-      <w:ind w:firstLine="0"/>
-      <w:jc w:val="center"/>
-    </w:pPr>
-    <w:rPr>
-      <w:b/>
-      <w:bCs/>
-    </w:rPr>
-  </w:style>
-  <w:style w:type="paragraph" w:customStyle="1" w:styleId="CounselBlock">
-    <w:name w:val="Counsel Block"/>
-    <w:basedOn w:val="Normal"/>
-    <w:qFormat/>
-    <w:pPr>
-      <w:spacing w:before="0" w:after="340" w:line="342" w:lineRule="exact"/>
-      <w:ind w:left="936" w:right="936" w:firstLine="0"/>
-      <w:jc w:val="center"/>
-    </w:pPr>
-    <w:rPr/>
-  </w:style>
-  <w:style w:type="paragraph" w:customStyle="1" w:styleId="TocPageLabel">
-    <w:name w:val="Toc Page Label"/>
-    <w:basedOn w:val="Normal"/>
-    <w:qFormat/>
-    <w:pPr>
-      <w:spacing w:before="72" w:after="0" w:line="342" w:lineRule="exact"/>
-      <w:ind w:firstLine="0"/>
-      <w:jc w:val="right"/>
-    </w:pPr>
-    <w:rPr>
-      <w:b/>
-      <w:bCs/>
-      <w:u w:val="single"/>
-    </w:rPr>
-  </w:style>
-  <w:style w:type="paragraph" w:customStyle="1" w:styleId="TocEntry1">
-    <w:name w:val="Toc Entry 1"/>
-    <w:basedOn w:val="Normal"/>
-    <w:qFormat/>
-    <w:pPr>
-      <w:keepLines/>
-      <w:spacing w:before="144" w:after="0" w:line="342" w:lineRule="exact"/>
-      <w:tabs>
-        <w:tab w:val="right" w:leader="dot" w:pos="9360"/>
-      </w:tabs>
-      <w:ind w:left="720" w:right="864" w:hanging="720"/>
-      <w:jc w:val="left"/>
-    </w:pPr>
-    <w:rPr/>
-  </w:style>
-  <w:style w:type="paragraph" w:customStyle="1" w:styleId="TocEntry2">
-    <w:name w:val="Toc Entry 2"/>
-    <w:basedOn w:val="Normal"/>
-    <w:qFormat/>
-    <w:pPr>
-      <w:keepLines/>
-      <w:spacing w:before="84" w:after="0" w:line="342" w:lineRule="exact"/>
-      <w:tabs>
-        <w:tab w:val="right" w:leader="dot" w:pos="9360"/>
-      </w:tabs>
-      <w:ind w:left="720" w:right="864" w:hanging="720"/>
-      <w:jc w:val="left"/>
-    </w:pPr>
-    <w:rPr/>
-  </w:style>
-  <w:style w:type="paragraph" w:customStyle="1" w:styleId="TocEntry3">
-    <w:name w:val="Toc Entry 3"/>
-    <w:basedOn w:val="Normal"/>
-    <w:qFormat/>
-    <w:pPr>
-      <w:keepLines/>
-      <w:spacing w:before="84" w:after="0" w:line="342" w:lineRule="exact"/>
-      <w:tabs>
-        <w:tab w:val="right" w:leader="dot" w:pos="9360"/>
-      </w:tabs>
-      <w:ind w:left="1440" w:right="864" w:hanging="720"/>
-      <w:jc w:val="left"/>
-    </w:pPr>
-    <w:rPr/>
-  </w:style>
-  <w:style w:type="paragraph" w:customStyle="1" w:styleId="TocEntry4">
-    <w:name w:val="Toc Entry 4"/>
-    <w:basedOn w:val="Normal"/>
-    <w:qFormat/>
-    <w:pPr>
-      <w:keepLines/>
-      <w:spacing w:before="84" w:after="0" w:line="342" w:lineRule="exact"/>
-      <w:tabs>
-        <w:tab w:val="right" w:leader="dot" w:pos="9360"/>
-      </w:tabs>
-      <w:ind w:left="2160" w:right="864" w:hanging="720"/>
-      <w:jc w:val="left"/>
-    </w:pPr>
-    <w:rPr/>
-  </w:style>
-  <w:style w:type="paragraph" w:customStyle="1" w:styleId="ToaGroup">
-    <w:name w:val="Toa Group"/>
-    <w:basedOn w:val="Normal"/>
-    <w:qFormat/>
-    <w:pPr>
-      <w:keepNext/>
-      <w:spacing w:before="240" w:after="60" w:line="342" w:lineRule="exact"/>
-      <w:tabs>
-        <w:tab w:val="right" w:pos="9360"/>
-      </w:tabs>
-      <w:ind w:firstLine="0"/>
-      <w:jc w:val="left"/>
-    </w:pPr>
-    <w:rPr>
-      <w:b/>
-      <w:bCs/>
-    </w:rPr>
-  </w:style>
-  <w:style w:type="paragraph" w:customStyle="1" w:styleId="ToaEntry">
-    <w:name w:val="Toa Entry"/>
-    <w:basedOn w:val="Normal"/>
-    <w:qFormat/>
-    <w:pPr>
-      <w:keepLines/>
-      <w:spacing w:before="168" w:after="0" w:line="342" w:lineRule="exact"/>
-      <w:tabs>
-        <w:tab w:val="right" w:leader="dot" w:pos="9360"/>
-      </w:tabs>
-      <w:ind w:left="504" w:hanging="504"/>
-      <w:jc w:val="left"/>
-    </w:pPr>
-    <w:rPr/>
-  </w:style>
-  <w:style w:type="paragraph" w:customStyle="1" w:styleId="SignatureClosing">
-    <w:name w:val="Signature Closing"/>
-    <w:basedOn w:val="Normal"/>
-    <w:qFormat/>
-    <w:pPr>
-      <w:keepNext/>
-      <w:keepLines/>
-      <w:spacing w:before="240" w:after="528" w:line="342" w:lineRule="exact"/>
-      <w:ind w:left="4320" w:firstLine="0"/>
-      <w:jc w:val="left"/>
-    </w:pPr>
-    <w:rPr/>
-  </w:style>
-  <w:style w:type="paragraph" w:customStyle="1" w:styleId="SignatureBlock">
-    <w:name w:val="Signature Block"/>
-    <w:basedOn w:val="Normal"/>
-    <w:qFormat/>
-    <w:pPr>
-      <w:keepLines/>
-      <w:spacing w:before="0" w:after="0" w:line="342" w:lineRule="exact"/>
-      <w:ind w:left="4320" w:firstLine="0"/>
-      <w:jc w:val="left"/>
-    </w:pPr>
-    <w:rPr/>
-  </w:style>
-  <w:style w:type="paragraph" w:customStyle="1" w:styleId="SignatureBlockAlone">
-    <w:name w:val="Signature Block Alone"/>
-    <w:basedOn w:val="Normal"/>
-    <w:qFormat/>
-    <w:pPr>
-      <w:keepLines/>
-      <w:spacing w:before="240" w:after="0" w:line="342" w:lineRule="exact"/>
-      <w:ind w:left="4320" w:firstLine="0"/>
-      <w:jc w:val="left"/>
-    </w:pPr>
-    <w:rPr/>
-  </w:style>
-  <w:style w:type="paragraph" w:customStyle="1" w:styleId="CertificateBody">
-    <w:name w:val="Certificate Body"/>
-    <w:basedOn w:val="Normal"/>
-    <w:qFormat/>
-    <w:pPr>
-      <w:spacing w:before="0" w:after="0" w:line="540" w:lineRule="exact"/>
-      <w:ind w:firstLine="720"/>
-      <w:jc w:val="left"/>
-    </w:pPr>
-    <w:rPr/>
-  </w:style>
-  <w:style w:type="paragraph" w:customStyle="1" w:styleId="CaptionDesignation">
-    <w:name w:val="CaptionDesignation"/>
-    <w:basedOn w:val="BodyText"/>
-    <w:qFormat/>
-  </w:style>
-  <w:style w:type="paragraph" w:customStyle="1" w:styleId="CaptionLine">
-    <w:name w:val="CaptionLine"/>
-    <w:basedOn w:val="BodyText"/>
-    <w:qFormat/>
-  </w:style>
-  <w:style w:type="paragraph" w:customStyle="1" w:styleId="CaptionTitle">
-    <w:name w:val="CaptionTitle"/>
-    <w:basedOn w:val="BodyText"/>
-    <w:qFormat/>
-  </w:style>
-  <w:style w:type="paragraph" w:customStyle="1" w:styleId="CaptionVersus">
-    <w:name w:val="CaptionVersus"/>
-    <w:basedOn w:val="BodyText"/>
-    <w:qFormat/>
-  </w:style>
-  <w:style w:type="paragraph" w:customStyle="1" w:styleId="CourtLine">
-    <w:name w:val="CourtLine"/>
-    <w:basedOn w:val="BodyText"/>
-    <w:qFormat/>
-  </w:style>
-  <w:style w:type="paragraph" w:customStyle="1" w:styleId="PointHeading">
-    <w:name w:val="PointHeading"/>
-    <w:basedOn w:val="BodyText"/>
-    <w:qFormat/>
-  </w:style>
-  <w:style w:type="paragraph" w:customStyle="1" w:styleId="PointHeadingChained">
-    <w:name w:val="PointHeadingChained"/>
-    <w:basedOn w:val="BodyText"/>
-    <w:qFormat/>
-  </w:style>
-  <w:style w:type="paragraph" w:customStyle="1" w:styleId="SectionHeading">
-    <w:name w:val="SectionHeading"/>
-    <w:basedOn w:val="BodyText"/>
-    <w:qFormat/>
-  </w:style>
-  <w:style w:type="paragraph" w:customStyle="1" w:styleId="SignatureBlockAlone">
-    <w:name w:val="SignatureBlockAlone"/>
-    <w:basedOn w:val="BodyText"/>
-    <w:qFormat/>
-  </w:style>
-  <w:style w:type="paragraph" w:customStyle="1" w:styleId="SubHeading3">
-    <w:name w:val="SubHeading3"/>
-    <w:basedOn w:val="BodyText"/>
-    <w:qFormat/>
-  </w:style>
-  <w:style w:type="paragraph" w:customStyle="1" w:styleId="UnnumberedHeadingCentered">
-    <w:name w:val="UnnumberedHeadingCentered"/>
-    <w:basedOn w:val="BodyText"/>
-    <w:qFormat/>
   </w:style>
   <w:style w:type="paragraph" w:customStyle="1" w:styleId="SourceCode">
     <w:name w:val="Source Code"/>

--- a/courts/military/air-force-court-of-criminal-appeals/answering-brief/usage/OUTPUT-answering-brief.docx
+++ b/courts/military/air-force-court-of-criminal-appeals/answering-brief/usage/OUTPUT-answering-brief.docx
@@ -1789,19 +1789,7 @@
         <w:t xml:space="preserve">Id.</w:t>
       </w:r>
       <w:r>
-        <w:t xml:space="preserve">) Upperclassmen were supposed to be mentors to cadets in lower classes. (R. at 368</w:t>
-      </w:r>
-      <w:r>
-        <w:noBreakHyphen/>
-      </w:r>
-      <w:r>
-        <w:t xml:space="preserve">70.) After meeting, to communicate with R.H., Appellant requested her snapchat. (R. at 371.) Appellant and R.H. would then spend time talking over Snapchat or Teams, watching movies, and eating together. (R. at 368</w:t>
-      </w:r>
-      <w:r>
-        <w:noBreakHyphen/>
-      </w:r>
-      <w:r>
-        <w:t xml:space="preserve">390.) At some point, Appellant invited R.H. to a hotel off-base to drink alcohol. (R. at 317.) R.H. declined because she did not feel comfortable being in a hotel room with Appellant. (R. at 364.) But she was willing to drink alcohol with him because she thought it would help her forget her “problems” and “worries” – R.H. had just returned from emergency leave due to a medical emergency concerning her father and the death of her friend. (R. at 364, 373.)</w:t>
+        <w:t xml:space="preserve">) Upperclassmen were supposed to be mentors to cadets in lower classes. (R. at 368-⁠70.) After meeting, to communicate with R.H., Appellant requested her snapchat. (R. at 371.) Appellant and R.H. would then spend time talking over Snapchat or Teams, watching movies, and eating together. (R. at 368-⁠390.) At some point, Appellant invited R.H. to a hotel off-base to drink alcohol. (R. at 317.) R.H. declined because she did not feel comfortable being in a hotel room with Appellant. (R. at 364.) But she was willing to drink alcohol with him because she thought it would help her forget her “problems” and “worries” – R.H. had just returned from emergency leave due to a medical emergency concerning her father and the death of her friend. (R. at 364, 373.)</w:t>
       </w:r>
     </w:p>
     <w:p>
@@ -1809,13 +1797,7 @@
         <w:pStyle w:val="BodyText"/>
       </w:pPr>
       <w:r>
-        <w:t xml:space="preserve">On the weekend of 16 October 2020, Appellant brought R.H. to a secluded area in the woods near USAFA to drink alcohol he provided. (R. at 374</w:t>
-      </w:r>
-      <w:r>
-        <w:noBreakHyphen/>
-      </w:r>
-      <w:r>
-        <w:t xml:space="preserve">75.) While in the woods, R.H. became so intoxicated that Appellant encouraged her to throw up, which she did, because he was worried he would have to call another cadet for help and he would get in trouble. (R. at 380.)</w:t>
+        <w:t xml:space="preserve">On the weekend of 16 October 2020, Appellant brought R.H. to a secluded area in the woods near USAFA to drink alcohol he provided. (R. at 374-⁠75.) While in the woods, R.H. became so intoxicated that Appellant encouraged her to throw up, which she did, because he was worried he would have to call another cadet for help and he would get in trouble. (R. at 380.)</w:t>
       </w:r>
     </w:p>
     <w:p>
@@ -2004,13 +1986,7 @@
         <w:t xml:space="preserve"> </w:t>
       </w:r>
       <w:r>
-        <w:t xml:space="preserve">R.C.M. 1106A. DAFI 51</w:t>
-      </w:r>
-      <w:r>
-        <w:noBreakHyphen/>
-      </w:r>
-      <w:r>
-        <w:t xml:space="preserve">201,</w:t>
+        <w:t xml:space="preserve">R.C.M. 1106A. DAFI 51-⁠201,</w:t>
       </w:r>
       <w:r>
         <w:t xml:space="preserve"> </w:t>
@@ -2225,13 +2201,7 @@
         <w:t xml:space="preserve"> </w:t>
       </w:r>
       <w:r>
-        <w:t xml:space="preserve">at 12</w:t>
-      </w:r>
-      <w:r>
-        <w:noBreakHyphen/>
-      </w:r>
-      <w:r>
-        <w:t xml:space="preserve">13. This Court held,</w:t>
+        <w:t xml:space="preserve">at 12-⁠13. This Court held,</w:t>
       </w:r>
     </w:p>
     <w:p>
@@ -2257,13 +2227,7 @@
         <w:t xml:space="preserve"> </w:t>
       </w:r>
       <w:r>
-        <w:t xml:space="preserve">at 13</w:t>
-      </w:r>
-      <w:r>
-        <w:noBreakHyphen/>
-      </w:r>
-      <w:r>
-        <w:t xml:space="preserve">14. This Court reaffirmed this decision in</w:t>
+        <w:t xml:space="preserve">at 13-⁠14. This Court reaffirmed this decision in</w:t>
       </w:r>
       <w:r>
         <w:t xml:space="preserve"> </w:t>
@@ -2731,13 +2695,7 @@
         <w:t xml:space="preserve">United States v. King</w:t>
       </w:r>
       <w:r>
-        <w:t xml:space="preserve">, No. ACM. 39927 (f rev), 2023 CCA LEXIS 383, *28</w:t>
-      </w:r>
-      <w:r>
-        <w:noBreakHyphen/>
-      </w:r>
-      <w:r>
-        <w:t xml:space="preserve">29 (A.F. Ct. Crim. App. 11 Sep. 2023) (unpub. op.). Here, unlike in</w:t>
+        <w:t xml:space="preserve">, No. ACM. 39927 (f rev), 2023 CCA LEXIS 383, *28-⁠29 (A.F. Ct. Crim. App. 11 Sep. 2023) (unpub. op.). Here, unlike in</w:t>
       </w:r>
       <w:r>
         <w:t xml:space="preserve"> </w:t>
@@ -3221,13 +3179,7 @@
         <w:t xml:space="preserve">United States v. Lepore</w:t>
       </w:r>
       <w:r>
-        <w:t xml:space="preserve">, 81 M.J. 759, 760</w:t>
-      </w:r>
-      <w:r>
-        <w:noBreakHyphen/>
-      </w:r>
-      <w:r>
-        <w:t xml:space="preserve">61 (A.F. Ct. Crim. App. 2021).</w:t>
+        <w:t xml:space="preserve">, 81 M.J. 759, 760-⁠61 (A.F. Ct. Crim. App. 2021).</w:t>
       </w:r>
     </w:p>
     <w:p>
@@ -3840,13 +3792,7 @@
         <w:t xml:space="preserve">United States v. Lepore</w:t>
       </w:r>
       <w:r>
-        <w:t xml:space="preserve">, this Court held that the firearms prohibition was a collateral matter outside the scope of this Court’s authority under Article 66, UCMJ, and that the Court therefore lacked authority to “direct correction of the 18 U.S.C. § 922 firearms prohibition” on a court-martial order. 81 M.J. at 760</w:t>
-      </w:r>
-      <w:r>
-        <w:noBreakHyphen/>
-      </w:r>
-      <w:r>
-        <w:t xml:space="preserve">63. In so holding, this Court reasoned that the firearms prohibition “relates to a reporting mechanism external to the UCMJ and Manual for Courts-Martial,” and “was not a finding or part of the sentence, nor was it subject to approval by the convening authority.”</w:t>
+        <w:t xml:space="preserve">, this Court held that the firearms prohibition was a collateral matter outside the scope of this Court’s authority under Article 66, UCMJ, and that the Court therefore lacked authority to “direct correction of the 18 U.S.C. § 922 firearms prohibition” on a court-martial order. 81 M.J. at 760-⁠63. In so holding, this Court reasoned that the firearms prohibition “relates to a reporting mechanism external to the UCMJ and Manual for Courts-Martial,” and “was not a finding or part of the sentence, nor was it subject to approval by the convening authority.”</w:t>
       </w:r>
       <w:r>
         <w:t xml:space="preserve"> </w:t>
@@ -3915,13 +3861,7 @@
         <w:t xml:space="preserve"> </w:t>
       </w:r>
       <w:r>
-        <w:t xml:space="preserve">is both distinguishable from the instant case and no longer good law. (App. Br. at 10</w:t>
-      </w:r>
-      <w:r>
-        <w:noBreakHyphen/>
-      </w:r>
-      <w:r>
-        <w:t xml:space="preserve">11.) Citing the 2019 versions of R.C.M. 1101(a)⁠(6) and R.C.M. 1111(b)⁠(3)⁠(F) – which provide for the inclusion of “[a]ny additional information … required under the regulations prescribed by the Secretary concerned” in the statement of trial results and entry of judgment, respectively – Appellant suggests that the rules now require the firearms prohibition annotation “by incorporation.” (App. Br. at 11.) But what Appellant fails to realize is that annotation by incorporation has always been the posture, even under the 2016 rules that governed in</w:t>
+        <w:t xml:space="preserve">is both distinguishable from the instant case and no longer good law. (App. Br. at 10-⁠11.) Citing the 2019 versions of R.C.M. 1101(a)⁠(6) and R.C.M. 1111(b)⁠(3)⁠(F) – which provide for the inclusion of “[a]ny additional information … required under the regulations prescribed by the Secretary concerned” in the statement of trial results and entry of judgment, respectively – Appellant suggests that the rules now require the firearms prohibition annotation “by incorporation.” (App. Br. at 11.) But what Appellant fails to realize is that annotation by incorporation has always been the posture, even under the 2016 rules that governed in</w:t>
       </w:r>
       <w:r>
         <w:t xml:space="preserve"> </w:t>
@@ -3950,13 +3890,7 @@
         <w:t xml:space="preserve"> </w:t>
       </w:r>
       <w:r>
-        <w:t xml:space="preserve">was published, Air Force Instruction 51</w:t>
-      </w:r>
-      <w:r>
-        <w:noBreakHyphen/>
-      </w:r>
-      <w:r>
-        <w:t xml:space="preserve">201,</w:t>
+        <w:t xml:space="preserve">was published, Air Force Instruction 51-⁠201,</w:t>
       </w:r>
       <w:r>
         <w:t xml:space="preserve"> </w:t>
@@ -4032,13 +3966,7 @@
         <w:t xml:space="preserve">United States v. Lemire</w:t>
       </w:r>
       <w:r>
-        <w:t xml:space="preserve">, in which the Court of Appeals for the Armed Forces ordered the Army to delete an annotation regarding sex offender registration from a promulgating order. 82 M.J. 263 n.* (C.A.A.F. 2022) (decision without published opinion) (App. Br. at 10</w:t>
-      </w:r>
-      <w:r>
-        <w:noBreakHyphen/>
-      </w:r>
-      <w:r>
-        <w:t xml:space="preserve">11.) Relying entirely on a</w:t>
+        <w:t xml:space="preserve">, in which the Court of Appeals for the Armed Forces ordered the Army to delete an annotation regarding sex offender registration from a promulgating order. 82 M.J. 263 n.* (C.A.A.F. 2022) (decision without published opinion) (App. Br. at 10-⁠11.) Relying entirely on a</w:t>
       </w:r>
     </w:p>
     <w:p>
@@ -4194,9 +4122,7 @@
         <w:t xml:space="preserve"> </w:t>
       </w:r>
       <w:r>
-        <w:t xml:space="preserve">612</w:t>
-        <w:noBreakHyphen/>
-        <w:t xml:space="preserve">4800</w:t>
+        <w:t xml:space="preserve">612-⁠4800</w:t>
       </w:r>
     </w:p>
     <w:sectPr>
@@ -4288,13 +4214,7 @@
         <w:t xml:space="preserve"> </w:t>
       </w:r>
       <w:r>
-        <w:t xml:space="preserve">A previous version of DAFI 51</w:t>
-      </w:r>
-      <w:r>
-        <w:noBreakHyphen/>
-      </w:r>
-      <w:r>
-        <w:t xml:space="preserve">201,</w:t>
+        <w:t xml:space="preserve">A previous version of DAFI 51-⁠201,</w:t>
       </w:r>
       <w:r>
         <w:t xml:space="preserve"> </w:t>
